--- a/Egyéni projekt jegyzőkönyv_Vecsés.docx
+++ b/Egyéni projekt jegyzőkönyv_Vecsés.docx
@@ -233,7 +233,870 @@
           <w:kern w:val="0"/>
           <w:lang w:eastAsia="hu-HU"/>
         </w:rPr>
-        <w:pict w14:anchorId="141F2ABC">
+        <w:pict w14:anchorId="5E89784E">
+          <v:rect id="_x0000_i1051" alt="" style="width:453.6pt;height:.05pt;mso-width-percent:0;mso-height-percent:0;mso-width-percent:0;mso-height-percent:0" o:hralign="center" o:hrstd="t" o:hr="t" fillcolor="#a0a0a0" stroked="f"/>
+        </w:pict>
+      </w:r>
+    </w:p>
+    <w:p>
+      <w:pPr>
+        <w:spacing w:before="100" w:beforeAutospacing="1" w:after="100" w:afterAutospacing="1" w:line="240" w:lineRule="auto"/>
+        <w:outlineLvl w:val="2"/>
+        <w:rPr>
+          <w:rFonts w:ascii="Times New Roman" w:eastAsia="Times New Roman" w:hAnsi="Times New Roman" w:cs="Times New Roman"/>
+          <w:b/>
+          <w:bCs/>
+          <w:kern w:val="0"/>
+          <w:sz w:val="27"/>
+          <w:szCs w:val="27"/>
+          <w:lang w:eastAsia="hu-HU"/>
+          <w14:ligatures w14:val="none"/>
+        </w:rPr>
+      </w:pPr>
+      <w:r>
+        <w:rPr>
+          <w:rFonts w:ascii="Times New Roman" w:eastAsia="Times New Roman" w:hAnsi="Times New Roman" w:cs="Times New Roman"/>
+          <w:b/>
+          <w:bCs/>
+          <w:kern w:val="0"/>
+          <w:sz w:val="27"/>
+          <w:szCs w:val="27"/>
+          <w:lang w:eastAsia="hu-HU"/>
+          <w14:ligatures w14:val="none"/>
+        </w:rPr>
+        <w:t>2025.11.07</w:t>
+      </w:r>
+    </w:p>
+    <w:p>
+      <w:pPr>
+        <w:spacing w:before="100" w:beforeAutospacing="1" w:after="100" w:afterAutospacing="1" w:line="240" w:lineRule="auto"/>
+        <w:rPr>
+          <w:rFonts w:ascii="Times New Roman" w:eastAsia="Times New Roman" w:hAnsi="Times New Roman" w:cs="Times New Roman"/>
+          <w:kern w:val="0"/>
+          <w:lang w:eastAsia="hu-HU"/>
+          <w14:ligatures w14:val="none"/>
+        </w:rPr>
+      </w:pPr>
+      <w:r>
+        <w:rPr>
+          <w:rFonts w:ascii="Times New Roman" w:eastAsia="Times New Roman" w:hAnsi="Times New Roman" w:cs="Times New Roman"/>
+          <w:kern w:val="0"/>
+          <w:lang w:eastAsia="hu-HU"/>
+          <w14:ligatures w14:val="none"/>
+        </w:rPr>
+        <w:t>A projekt megkezdése.</w:t>
+      </w:r>
+      <w:r>
+        <w:rPr>
+          <w:rFonts w:ascii="Times New Roman" w:eastAsia="Times New Roman" w:hAnsi="Times New Roman" w:cs="Times New Roman"/>
+          <w:kern w:val="0"/>
+          <w:lang w:eastAsia="hu-HU"/>
+          <w14:ligatures w14:val="none"/>
+        </w:rPr>
+        <w:br/>
+        <w:t>Átnéztük a kapott feladatot és a vecsési telephely épületének adatait. Megismertük az épület felépítését és a hálózat tervezési követelményeit.</w:t>
+      </w:r>
+    </w:p>
+    <w:p>
+      <w:pPr>
+        <w:spacing w:after="0" w:line="240" w:lineRule="auto"/>
+        <w:rPr>
+          <w:rFonts w:ascii="Times New Roman" w:eastAsia="Times New Roman" w:hAnsi="Times New Roman" w:cs="Times New Roman"/>
+          <w:kern w:val="0"/>
+          <w:lang w:eastAsia="hu-HU"/>
+          <w14:ligatures w14:val="none"/>
+        </w:rPr>
+      </w:pPr>
+      <w:r>
+        <w:rPr>
+          <w:rFonts w:ascii="Times New Roman" w:eastAsia="Times New Roman" w:hAnsi="Times New Roman" w:cs="Times New Roman"/>
+          <w:noProof/>
+          <w:kern w:val="0"/>
+          <w:lang w:eastAsia="hu-HU"/>
+        </w:rPr>
+        <w:pict w14:anchorId="44939BDD">
+          <v:rect id="_x0000_i1050" alt="" style="width:453.6pt;height:.05pt;mso-width-percent:0;mso-height-percent:0;mso-width-percent:0;mso-height-percent:0" o:hralign="center" o:hrstd="t" o:hr="t" fillcolor="#a0a0a0" stroked="f"/>
+        </w:pict>
+      </w:r>
+    </w:p>
+    <w:p>
+      <w:pPr>
+        <w:spacing w:before="100" w:beforeAutospacing="1" w:after="100" w:afterAutospacing="1" w:line="240" w:lineRule="auto"/>
+        <w:outlineLvl w:val="2"/>
+        <w:rPr>
+          <w:rFonts w:ascii="Times New Roman" w:eastAsia="Times New Roman" w:hAnsi="Times New Roman" w:cs="Times New Roman"/>
+          <w:b/>
+          <w:bCs/>
+          <w:kern w:val="0"/>
+          <w:sz w:val="27"/>
+          <w:szCs w:val="27"/>
+          <w:lang w:eastAsia="hu-HU"/>
+          <w14:ligatures w14:val="none"/>
+        </w:rPr>
+      </w:pPr>
+      <w:r>
+        <w:rPr>
+          <w:rFonts w:ascii="Times New Roman" w:eastAsia="Times New Roman" w:hAnsi="Times New Roman" w:cs="Times New Roman"/>
+          <w:b/>
+          <w:bCs/>
+          <w:kern w:val="0"/>
+          <w:sz w:val="27"/>
+          <w:szCs w:val="27"/>
+          <w:lang w:eastAsia="hu-HU"/>
+          <w14:ligatures w14:val="none"/>
+        </w:rPr>
+        <w:t>2025.11.14</w:t>
+      </w:r>
+    </w:p>
+    <w:p>
+      <w:pPr>
+        <w:spacing w:before="100" w:beforeAutospacing="1" w:after="100" w:afterAutospacing="1" w:line="240" w:lineRule="auto"/>
+        <w:rPr>
+          <w:rFonts w:ascii="Times New Roman" w:eastAsia="Times New Roman" w:hAnsi="Times New Roman" w:cs="Times New Roman"/>
+          <w:kern w:val="0"/>
+          <w:lang w:eastAsia="hu-HU"/>
+          <w14:ligatures w14:val="none"/>
+        </w:rPr>
+      </w:pPr>
+      <w:r>
+        <w:rPr>
+          <w:rFonts w:ascii="Times New Roman" w:eastAsia="Times New Roman" w:hAnsi="Times New Roman" w:cs="Times New Roman"/>
+          <w:kern w:val="0"/>
+          <w:lang w:eastAsia="hu-HU"/>
+          <w14:ligatures w14:val="none"/>
+        </w:rPr>
+        <w:t>Elkezdtem a vecsési telephely hálózati igényeinek felmérését. Meghatároztuk, hogy külön hálózat szükséges a raktár, iroda, kamerák és vendégek számára.</w:t>
+      </w:r>
+    </w:p>
+    <w:p>
+      <w:pPr>
+        <w:spacing w:after="0" w:line="240" w:lineRule="auto"/>
+        <w:rPr>
+          <w:rFonts w:ascii="Times New Roman" w:eastAsia="Times New Roman" w:hAnsi="Times New Roman" w:cs="Times New Roman"/>
+          <w:kern w:val="0"/>
+          <w:lang w:eastAsia="hu-HU"/>
+          <w14:ligatures w14:val="none"/>
+        </w:rPr>
+      </w:pPr>
+      <w:r>
+        <w:rPr>
+          <w:rFonts w:ascii="Times New Roman" w:eastAsia="Times New Roman" w:hAnsi="Times New Roman" w:cs="Times New Roman"/>
+          <w:noProof/>
+          <w:kern w:val="0"/>
+          <w:lang w:eastAsia="hu-HU"/>
+        </w:rPr>
+        <w:pict w14:anchorId="4B594761">
+          <v:rect id="_x0000_i1049" alt="" style="width:453.6pt;height:.05pt;mso-width-percent:0;mso-height-percent:0;mso-width-percent:0;mso-height-percent:0" o:hralign="center" o:hrstd="t" o:hr="t" fillcolor="#a0a0a0" stroked="f"/>
+        </w:pict>
+      </w:r>
+    </w:p>
+    <w:p>
+      <w:pPr>
+        <w:spacing w:before="100" w:beforeAutospacing="1" w:after="100" w:afterAutospacing="1" w:line="240" w:lineRule="auto"/>
+        <w:outlineLvl w:val="2"/>
+        <w:rPr>
+          <w:rFonts w:ascii="Times New Roman" w:eastAsia="Times New Roman" w:hAnsi="Times New Roman" w:cs="Times New Roman"/>
+          <w:b/>
+          <w:bCs/>
+          <w:kern w:val="0"/>
+          <w:sz w:val="27"/>
+          <w:szCs w:val="27"/>
+          <w:lang w:eastAsia="hu-HU"/>
+          <w14:ligatures w14:val="none"/>
+        </w:rPr>
+      </w:pPr>
+      <w:r>
+        <w:rPr>
+          <w:rFonts w:ascii="Times New Roman" w:eastAsia="Times New Roman" w:hAnsi="Times New Roman" w:cs="Times New Roman"/>
+          <w:b/>
+          <w:bCs/>
+          <w:kern w:val="0"/>
+          <w:sz w:val="27"/>
+          <w:szCs w:val="27"/>
+          <w:lang w:eastAsia="hu-HU"/>
+          <w14:ligatures w14:val="none"/>
+        </w:rPr>
+        <w:t>2025.11.21</w:t>
+      </w:r>
+    </w:p>
+    <w:p>
+      <w:pPr>
+        <w:spacing w:before="100" w:beforeAutospacing="1" w:after="100" w:afterAutospacing="1" w:line="240" w:lineRule="auto"/>
+        <w:rPr>
+          <w:rFonts w:ascii="Times New Roman" w:eastAsia="Times New Roman" w:hAnsi="Times New Roman" w:cs="Times New Roman"/>
+          <w:kern w:val="0"/>
+          <w:lang w:eastAsia="hu-HU"/>
+          <w14:ligatures w14:val="none"/>
+        </w:rPr>
+      </w:pPr>
+      <w:r>
+        <w:rPr>
+          <w:rFonts w:ascii="Times New Roman" w:eastAsia="Times New Roman" w:hAnsi="Times New Roman" w:cs="Times New Roman"/>
+          <w:kern w:val="0"/>
+          <w:lang w:eastAsia="hu-HU"/>
+          <w14:ligatures w14:val="none"/>
+        </w:rPr>
+        <w:t>Az eszközök és felhasználók számának áttekintése történt. Meghatároztuk a szükséges hálózati eszközöket és azok elhelyezését szintenként.</w:t>
+      </w:r>
+    </w:p>
+    <w:p>
+      <w:pPr>
+        <w:spacing w:after="0" w:line="240" w:lineRule="auto"/>
+        <w:rPr>
+          <w:rFonts w:ascii="Times New Roman" w:eastAsia="Times New Roman" w:hAnsi="Times New Roman" w:cs="Times New Roman"/>
+          <w:kern w:val="0"/>
+          <w:lang w:eastAsia="hu-HU"/>
+          <w14:ligatures w14:val="none"/>
+        </w:rPr>
+      </w:pPr>
+      <w:r>
+        <w:rPr>
+          <w:rFonts w:ascii="Times New Roman" w:eastAsia="Times New Roman" w:hAnsi="Times New Roman" w:cs="Times New Roman"/>
+          <w:noProof/>
+          <w:kern w:val="0"/>
+          <w:lang w:eastAsia="hu-HU"/>
+        </w:rPr>
+        <w:pict w14:anchorId="729E539B">
+          <v:rect id="_x0000_i1048" alt="" style="width:453.6pt;height:.05pt;mso-width-percent:0;mso-height-percent:0;mso-width-percent:0;mso-height-percent:0" o:hralign="center" o:hrstd="t" o:hr="t" fillcolor="#a0a0a0" stroked="f"/>
+        </w:pict>
+      </w:r>
+    </w:p>
+    <w:p>
+      <w:pPr>
+        <w:spacing w:before="100" w:beforeAutospacing="1" w:after="100" w:afterAutospacing="1" w:line="240" w:lineRule="auto"/>
+        <w:outlineLvl w:val="2"/>
+        <w:rPr>
+          <w:rFonts w:ascii="Times New Roman" w:eastAsia="Times New Roman" w:hAnsi="Times New Roman" w:cs="Times New Roman"/>
+          <w:b/>
+          <w:bCs/>
+          <w:kern w:val="0"/>
+          <w:sz w:val="27"/>
+          <w:szCs w:val="27"/>
+          <w:lang w:eastAsia="hu-HU"/>
+          <w14:ligatures w14:val="none"/>
+        </w:rPr>
+      </w:pPr>
+      <w:r>
+        <w:rPr>
+          <w:rFonts w:ascii="Times New Roman" w:eastAsia="Times New Roman" w:hAnsi="Times New Roman" w:cs="Times New Roman"/>
+          <w:b/>
+          <w:bCs/>
+          <w:kern w:val="0"/>
+          <w:sz w:val="27"/>
+          <w:szCs w:val="27"/>
+          <w:lang w:eastAsia="hu-HU"/>
+          <w14:ligatures w14:val="none"/>
+        </w:rPr>
+        <w:t>2025.11.28</w:t>
+      </w:r>
+    </w:p>
+    <w:p>
+      <w:pPr>
+        <w:spacing w:before="100" w:beforeAutospacing="1" w:after="100" w:afterAutospacing="1" w:line="240" w:lineRule="auto"/>
+        <w:rPr>
+          <w:rFonts w:ascii="Times New Roman" w:eastAsia="Times New Roman" w:hAnsi="Times New Roman" w:cs="Times New Roman"/>
+          <w:kern w:val="0"/>
+          <w:lang w:eastAsia="hu-HU"/>
+          <w14:ligatures w14:val="none"/>
+        </w:rPr>
+      </w:pPr>
+      <w:r>
+        <w:rPr>
+          <w:rFonts w:ascii="Times New Roman" w:eastAsia="Times New Roman" w:hAnsi="Times New Roman" w:cs="Times New Roman"/>
+          <w:kern w:val="0"/>
+          <w:lang w:eastAsia="hu-HU"/>
+          <w14:ligatures w14:val="none"/>
+        </w:rPr>
+        <w:t>Elkezdődött a logikai hálózat tervezése. VLAN-ok kialakításának megtervezése a különböző részlegek elkülönítéséhez.</w:t>
+      </w:r>
+    </w:p>
+    <w:p>
+      <w:pPr>
+        <w:spacing w:after="0" w:line="240" w:lineRule="auto"/>
+        <w:rPr>
+          <w:rFonts w:ascii="Times New Roman" w:eastAsia="Times New Roman" w:hAnsi="Times New Roman" w:cs="Times New Roman"/>
+          <w:kern w:val="0"/>
+          <w:lang w:eastAsia="hu-HU"/>
+          <w14:ligatures w14:val="none"/>
+        </w:rPr>
+      </w:pPr>
+      <w:r>
+        <w:rPr>
+          <w:rFonts w:ascii="Times New Roman" w:eastAsia="Times New Roman" w:hAnsi="Times New Roman" w:cs="Times New Roman"/>
+          <w:noProof/>
+          <w:kern w:val="0"/>
+          <w:lang w:eastAsia="hu-HU"/>
+        </w:rPr>
+        <w:pict w14:anchorId="0B18F05A">
+          <v:rect id="_x0000_i1047" alt="" style="width:453.6pt;height:.05pt;mso-width-percent:0;mso-height-percent:0;mso-width-percent:0;mso-height-percent:0" o:hralign="center" o:hrstd="t" o:hr="t" fillcolor="#a0a0a0" stroked="f"/>
+        </w:pict>
+      </w:r>
+    </w:p>
+    <w:p>
+      <w:pPr>
+        <w:spacing w:before="100" w:beforeAutospacing="1" w:after="100" w:afterAutospacing="1" w:line="240" w:lineRule="auto"/>
+        <w:outlineLvl w:val="2"/>
+        <w:rPr>
+          <w:rFonts w:ascii="Times New Roman" w:eastAsia="Times New Roman" w:hAnsi="Times New Roman" w:cs="Times New Roman"/>
+          <w:b/>
+          <w:bCs/>
+          <w:kern w:val="0"/>
+          <w:sz w:val="27"/>
+          <w:szCs w:val="27"/>
+          <w:lang w:eastAsia="hu-HU"/>
+          <w14:ligatures w14:val="none"/>
+        </w:rPr>
+      </w:pPr>
+      <w:r>
+        <w:rPr>
+          <w:rFonts w:ascii="Times New Roman" w:eastAsia="Times New Roman" w:hAnsi="Times New Roman" w:cs="Times New Roman"/>
+          <w:b/>
+          <w:bCs/>
+          <w:kern w:val="0"/>
+          <w:sz w:val="27"/>
+          <w:szCs w:val="27"/>
+          <w:lang w:eastAsia="hu-HU"/>
+          <w14:ligatures w14:val="none"/>
+        </w:rPr>
+        <w:t>2025.12.05</w:t>
+      </w:r>
+    </w:p>
+    <w:p>
+      <w:pPr>
+        <w:spacing w:before="100" w:beforeAutospacing="1" w:after="100" w:afterAutospacing="1" w:line="240" w:lineRule="auto"/>
+        <w:rPr>
+          <w:rFonts w:ascii="Times New Roman" w:eastAsia="Times New Roman" w:hAnsi="Times New Roman" w:cs="Times New Roman"/>
+          <w:kern w:val="0"/>
+          <w:lang w:eastAsia="hu-HU"/>
+          <w14:ligatures w14:val="none"/>
+        </w:rPr>
+      </w:pPr>
+      <w:r>
+        <w:rPr>
+          <w:rFonts w:ascii="Times New Roman" w:eastAsia="Times New Roman" w:hAnsi="Times New Roman" w:cs="Times New Roman"/>
+          <w:kern w:val="0"/>
+          <w:lang w:eastAsia="hu-HU"/>
+          <w14:ligatures w14:val="none"/>
+        </w:rPr>
+        <w:t>A hálózat felépítésének pontosítása. A rack szekrények és fő hálózati pontok helyének meghatározása a vecsési épületben.</w:t>
+      </w:r>
+    </w:p>
+    <w:p>
+      <w:pPr>
+        <w:spacing w:after="0" w:line="240" w:lineRule="auto"/>
+        <w:rPr>
+          <w:rFonts w:ascii="Times New Roman" w:eastAsia="Times New Roman" w:hAnsi="Times New Roman" w:cs="Times New Roman"/>
+          <w:kern w:val="0"/>
+          <w:lang w:eastAsia="hu-HU"/>
+          <w14:ligatures w14:val="none"/>
+        </w:rPr>
+      </w:pPr>
+      <w:r>
+        <w:rPr>
+          <w:rFonts w:ascii="Times New Roman" w:eastAsia="Times New Roman" w:hAnsi="Times New Roman" w:cs="Times New Roman"/>
+          <w:noProof/>
+          <w:kern w:val="0"/>
+          <w:lang w:eastAsia="hu-HU"/>
+        </w:rPr>
+        <w:pict w14:anchorId="295A2F5E">
+          <v:rect id="_x0000_i1046" alt="" style="width:453.6pt;height:.05pt;mso-width-percent:0;mso-height-percent:0;mso-width-percent:0;mso-height-percent:0" o:hralign="center" o:hrstd="t" o:hr="t" fillcolor="#a0a0a0" stroked="f"/>
+        </w:pict>
+      </w:r>
+    </w:p>
+    <w:p>
+      <w:pPr>
+        <w:spacing w:before="100" w:beforeAutospacing="1" w:after="100" w:afterAutospacing="1" w:line="240" w:lineRule="auto"/>
+        <w:outlineLvl w:val="2"/>
+        <w:rPr>
+          <w:rFonts w:ascii="Times New Roman" w:eastAsia="Times New Roman" w:hAnsi="Times New Roman" w:cs="Times New Roman"/>
+          <w:b/>
+          <w:bCs/>
+          <w:kern w:val="0"/>
+          <w:sz w:val="27"/>
+          <w:szCs w:val="27"/>
+          <w:lang w:eastAsia="hu-HU"/>
+          <w14:ligatures w14:val="none"/>
+        </w:rPr>
+      </w:pPr>
+      <w:r>
+        <w:rPr>
+          <w:rFonts w:ascii="Times New Roman" w:eastAsia="Times New Roman" w:hAnsi="Times New Roman" w:cs="Times New Roman"/>
+          <w:b/>
+          <w:bCs/>
+          <w:kern w:val="0"/>
+          <w:sz w:val="27"/>
+          <w:szCs w:val="27"/>
+          <w:lang w:eastAsia="hu-HU"/>
+          <w14:ligatures w14:val="none"/>
+        </w:rPr>
+        <w:t>2025.12.12</w:t>
+      </w:r>
+    </w:p>
+    <w:p>
+      <w:pPr>
+        <w:spacing w:before="100" w:beforeAutospacing="1" w:after="100" w:afterAutospacing="1" w:line="240" w:lineRule="auto"/>
+        <w:rPr>
+          <w:rFonts w:ascii="Times New Roman" w:eastAsia="Times New Roman" w:hAnsi="Times New Roman" w:cs="Times New Roman"/>
+          <w:kern w:val="0"/>
+          <w:lang w:eastAsia="hu-HU"/>
+          <w14:ligatures w14:val="none"/>
+        </w:rPr>
+      </w:pPr>
+      <w:r>
+        <w:rPr>
+          <w:rFonts w:ascii="Times New Roman" w:eastAsia="Times New Roman" w:hAnsi="Times New Roman" w:cs="Times New Roman"/>
+          <w:kern w:val="0"/>
+          <w:lang w:eastAsia="hu-HU"/>
+          <w14:ligatures w14:val="none"/>
+        </w:rPr>
+        <w:lastRenderedPageBreak/>
+        <w:t>A fizikai hálózat tervezésének előkészítése. Meghatároztuk a kábelezési megoldásokat és az optikai kapcsolatokat a szintek között.</w:t>
+      </w:r>
+    </w:p>
+    <w:p>
+      <w:pPr>
+        <w:spacing w:after="0" w:line="240" w:lineRule="auto"/>
+        <w:rPr>
+          <w:rFonts w:ascii="Times New Roman" w:eastAsia="Times New Roman" w:hAnsi="Times New Roman" w:cs="Times New Roman"/>
+          <w:kern w:val="0"/>
+          <w:lang w:eastAsia="hu-HU"/>
+          <w14:ligatures w14:val="none"/>
+        </w:rPr>
+      </w:pPr>
+      <w:r>
+        <w:rPr>
+          <w:rFonts w:ascii="Times New Roman" w:eastAsia="Times New Roman" w:hAnsi="Times New Roman" w:cs="Times New Roman"/>
+          <w:noProof/>
+          <w:kern w:val="0"/>
+          <w:lang w:eastAsia="hu-HU"/>
+        </w:rPr>
+        <w:pict w14:anchorId="70E282F2">
+          <v:rect id="_x0000_i1045" alt="" style="width:453.6pt;height:.05pt;mso-width-percent:0;mso-height-percent:0;mso-width-percent:0;mso-height-percent:0" o:hralign="center" o:hrstd="t" o:hr="t" fillcolor="#a0a0a0" stroked="f"/>
+        </w:pict>
+      </w:r>
+    </w:p>
+    <w:p>
+      <w:pPr>
+        <w:spacing w:before="100" w:beforeAutospacing="1" w:after="100" w:afterAutospacing="1" w:line="240" w:lineRule="auto"/>
+        <w:outlineLvl w:val="2"/>
+        <w:rPr>
+          <w:rFonts w:ascii="Times New Roman" w:eastAsia="Times New Roman" w:hAnsi="Times New Roman" w:cs="Times New Roman"/>
+          <w:b/>
+          <w:bCs/>
+          <w:kern w:val="0"/>
+          <w:sz w:val="27"/>
+          <w:szCs w:val="27"/>
+          <w:lang w:eastAsia="hu-HU"/>
+          <w14:ligatures w14:val="none"/>
+        </w:rPr>
+      </w:pPr>
+      <w:r>
+        <w:rPr>
+          <w:rFonts w:ascii="Times New Roman" w:eastAsia="Times New Roman" w:hAnsi="Times New Roman" w:cs="Times New Roman"/>
+          <w:b/>
+          <w:bCs/>
+          <w:kern w:val="0"/>
+          <w:sz w:val="27"/>
+          <w:szCs w:val="27"/>
+          <w:lang w:eastAsia="hu-HU"/>
+          <w14:ligatures w14:val="none"/>
+        </w:rPr>
+        <w:t>2025.12.19</w:t>
+      </w:r>
+    </w:p>
+    <w:p>
+      <w:pPr>
+        <w:spacing w:before="100" w:beforeAutospacing="1" w:after="100" w:afterAutospacing="1" w:line="240" w:lineRule="auto"/>
+        <w:rPr>
+          <w:rFonts w:ascii="Times New Roman" w:eastAsia="Times New Roman" w:hAnsi="Times New Roman" w:cs="Times New Roman"/>
+          <w:kern w:val="0"/>
+          <w:lang w:eastAsia="hu-HU"/>
+          <w14:ligatures w14:val="none"/>
+        </w:rPr>
+      </w:pPr>
+      <w:r>
+        <w:rPr>
+          <w:rFonts w:ascii="Times New Roman" w:eastAsia="Times New Roman" w:hAnsi="Times New Roman" w:cs="Times New Roman"/>
+          <w:kern w:val="0"/>
+          <w:lang w:eastAsia="hu-HU"/>
+          <w14:ligatures w14:val="none"/>
+        </w:rPr>
+        <w:t>Elkészült a vecsési telephely alap hálózati tervrajza. A hálózati eszközök elhelyezése felkerült a tervre.</w:t>
+      </w:r>
+    </w:p>
+    <w:p>
+      <w:pPr>
+        <w:spacing w:after="0" w:line="240" w:lineRule="auto"/>
+        <w:rPr>
+          <w:rFonts w:ascii="Times New Roman" w:eastAsia="Times New Roman" w:hAnsi="Times New Roman" w:cs="Times New Roman"/>
+          <w:kern w:val="0"/>
+          <w:lang w:eastAsia="hu-HU"/>
+          <w14:ligatures w14:val="none"/>
+        </w:rPr>
+      </w:pPr>
+      <w:r>
+        <w:rPr>
+          <w:rFonts w:ascii="Times New Roman" w:eastAsia="Times New Roman" w:hAnsi="Times New Roman" w:cs="Times New Roman"/>
+          <w:noProof/>
+          <w:kern w:val="0"/>
+          <w:lang w:eastAsia="hu-HU"/>
+        </w:rPr>
+        <w:pict w14:anchorId="11A95D9C">
+          <v:rect id="_x0000_i1044" alt="" style="width:453.6pt;height:.05pt;mso-width-percent:0;mso-height-percent:0;mso-width-percent:0;mso-height-percent:0" o:hralign="center" o:hrstd="t" o:hr="t" fillcolor="#a0a0a0" stroked="f"/>
+        </w:pict>
+      </w:r>
+    </w:p>
+    <w:p>
+      <w:pPr>
+        <w:spacing w:before="100" w:beforeAutospacing="1" w:after="100" w:afterAutospacing="1" w:line="240" w:lineRule="auto"/>
+        <w:outlineLvl w:val="2"/>
+        <w:rPr>
+          <w:rFonts w:ascii="Times New Roman" w:eastAsia="Times New Roman" w:hAnsi="Times New Roman" w:cs="Times New Roman"/>
+          <w:b/>
+          <w:bCs/>
+          <w:kern w:val="0"/>
+          <w:sz w:val="27"/>
+          <w:szCs w:val="27"/>
+          <w:lang w:eastAsia="hu-HU"/>
+          <w14:ligatures w14:val="none"/>
+        </w:rPr>
+      </w:pPr>
+      <w:r>
+        <w:rPr>
+          <w:rFonts w:ascii="Times New Roman" w:eastAsia="Times New Roman" w:hAnsi="Times New Roman" w:cs="Times New Roman"/>
+          <w:b/>
+          <w:bCs/>
+          <w:kern w:val="0"/>
+          <w:sz w:val="27"/>
+          <w:szCs w:val="27"/>
+          <w:lang w:eastAsia="hu-HU"/>
+          <w14:ligatures w14:val="none"/>
+        </w:rPr>
+        <w:t>2026.01.09</w:t>
+      </w:r>
+    </w:p>
+    <w:p>
+      <w:pPr>
+        <w:spacing w:before="100" w:beforeAutospacing="1" w:after="100" w:afterAutospacing="1" w:line="240" w:lineRule="auto"/>
+        <w:rPr>
+          <w:rFonts w:ascii="Times New Roman" w:eastAsia="Times New Roman" w:hAnsi="Times New Roman" w:cs="Times New Roman"/>
+          <w:kern w:val="0"/>
+          <w:lang w:eastAsia="hu-HU"/>
+          <w14:ligatures w14:val="none"/>
+        </w:rPr>
+      </w:pPr>
+      <w:r>
+        <w:rPr>
+          <w:rFonts w:ascii="Times New Roman" w:eastAsia="Times New Roman" w:hAnsi="Times New Roman" w:cs="Times New Roman"/>
+          <w:kern w:val="0"/>
+          <w:lang w:eastAsia="hu-HU"/>
+          <w14:ligatures w14:val="none"/>
+        </w:rPr>
+        <w:t>Megkezdtem a Cisco Packet Tracer környezetben a topológia kialakítását a vecsési telephelyhez.</w:t>
+      </w:r>
+    </w:p>
+    <w:p>
+      <w:pPr>
+        <w:spacing w:after="0" w:line="240" w:lineRule="auto"/>
+        <w:rPr>
+          <w:rFonts w:ascii="Times New Roman" w:eastAsia="Times New Roman" w:hAnsi="Times New Roman" w:cs="Times New Roman"/>
+          <w:kern w:val="0"/>
+          <w:lang w:eastAsia="hu-HU"/>
+          <w14:ligatures w14:val="none"/>
+        </w:rPr>
+      </w:pPr>
+      <w:r>
+        <w:rPr>
+          <w:rFonts w:ascii="Times New Roman" w:eastAsia="Times New Roman" w:hAnsi="Times New Roman" w:cs="Times New Roman"/>
+          <w:noProof/>
+          <w:kern w:val="0"/>
+          <w:lang w:eastAsia="hu-HU"/>
+        </w:rPr>
+        <w:pict w14:anchorId="69F9BD3C">
+          <v:rect id="_x0000_i1043" alt="" style="width:453.6pt;height:.05pt;mso-width-percent:0;mso-height-percent:0;mso-width-percent:0;mso-height-percent:0" o:hralign="center" o:hrstd="t" o:hr="t" fillcolor="#a0a0a0" stroked="f"/>
+        </w:pict>
+      </w:r>
+    </w:p>
+    <w:p>
+      <w:pPr>
+        <w:spacing w:before="100" w:beforeAutospacing="1" w:after="100" w:afterAutospacing="1" w:line="240" w:lineRule="auto"/>
+        <w:outlineLvl w:val="2"/>
+        <w:rPr>
+          <w:rFonts w:ascii="Times New Roman" w:eastAsia="Times New Roman" w:hAnsi="Times New Roman" w:cs="Times New Roman"/>
+          <w:b/>
+          <w:bCs/>
+          <w:kern w:val="0"/>
+          <w:sz w:val="27"/>
+          <w:szCs w:val="27"/>
+          <w:lang w:eastAsia="hu-HU"/>
+          <w14:ligatures w14:val="none"/>
+        </w:rPr>
+      </w:pPr>
+      <w:r>
+        <w:rPr>
+          <w:rFonts w:ascii="Times New Roman" w:eastAsia="Times New Roman" w:hAnsi="Times New Roman" w:cs="Times New Roman"/>
+          <w:b/>
+          <w:bCs/>
+          <w:kern w:val="0"/>
+          <w:sz w:val="27"/>
+          <w:szCs w:val="27"/>
+          <w:lang w:eastAsia="hu-HU"/>
+          <w14:ligatures w14:val="none"/>
+        </w:rPr>
+        <w:t>2026.01.16</w:t>
+      </w:r>
+    </w:p>
+    <w:p>
+      <w:pPr>
+        <w:spacing w:before="100" w:beforeAutospacing="1" w:after="100" w:afterAutospacing="1" w:line="240" w:lineRule="auto"/>
+        <w:rPr>
+          <w:rFonts w:ascii="Times New Roman" w:eastAsia="Times New Roman" w:hAnsi="Times New Roman" w:cs="Times New Roman"/>
+          <w:kern w:val="0"/>
+          <w:lang w:eastAsia="hu-HU"/>
+          <w14:ligatures w14:val="none"/>
+        </w:rPr>
+      </w:pPr>
+      <w:r>
+        <w:rPr>
+          <w:rFonts w:ascii="Times New Roman" w:eastAsia="Times New Roman" w:hAnsi="Times New Roman" w:cs="Times New Roman"/>
+          <w:kern w:val="0"/>
+          <w:lang w:eastAsia="hu-HU"/>
+          <w14:ligatures w14:val="none"/>
+        </w:rPr>
+        <w:t>A hálózati eszközök összekötése és az alap működés ellenőrzése történt a szimulációban.</w:t>
+      </w:r>
+    </w:p>
+    <w:p>
+      <w:pPr>
+        <w:spacing w:after="0" w:line="240" w:lineRule="auto"/>
+        <w:rPr>
+          <w:rFonts w:ascii="Times New Roman" w:eastAsia="Times New Roman" w:hAnsi="Times New Roman" w:cs="Times New Roman"/>
+          <w:kern w:val="0"/>
+          <w:lang w:eastAsia="hu-HU"/>
+          <w14:ligatures w14:val="none"/>
+        </w:rPr>
+      </w:pPr>
+      <w:r>
+        <w:rPr>
+          <w:rFonts w:ascii="Times New Roman" w:eastAsia="Times New Roman" w:hAnsi="Times New Roman" w:cs="Times New Roman"/>
+          <w:noProof/>
+          <w:kern w:val="0"/>
+          <w:lang w:eastAsia="hu-HU"/>
+        </w:rPr>
+        <w:pict w14:anchorId="435DAE54">
+          <v:rect id="_x0000_i1042" alt="" style="width:453.6pt;height:.05pt;mso-width-percent:0;mso-height-percent:0;mso-width-percent:0;mso-height-percent:0" o:hralign="center" o:hrstd="t" o:hr="t" fillcolor="#a0a0a0" stroked="f"/>
+        </w:pict>
+      </w:r>
+    </w:p>
+    <w:p>
+      <w:pPr>
+        <w:spacing w:before="100" w:beforeAutospacing="1" w:after="100" w:afterAutospacing="1" w:line="240" w:lineRule="auto"/>
+        <w:outlineLvl w:val="2"/>
+        <w:rPr>
+          <w:rFonts w:ascii="Times New Roman" w:eastAsia="Times New Roman" w:hAnsi="Times New Roman" w:cs="Times New Roman"/>
+          <w:b/>
+          <w:bCs/>
+          <w:kern w:val="0"/>
+          <w:sz w:val="27"/>
+          <w:szCs w:val="27"/>
+          <w:lang w:eastAsia="hu-HU"/>
+          <w14:ligatures w14:val="none"/>
+        </w:rPr>
+      </w:pPr>
+      <w:r>
+        <w:rPr>
+          <w:rFonts w:ascii="Times New Roman" w:eastAsia="Times New Roman" w:hAnsi="Times New Roman" w:cs="Times New Roman"/>
+          <w:b/>
+          <w:bCs/>
+          <w:kern w:val="0"/>
+          <w:sz w:val="27"/>
+          <w:szCs w:val="27"/>
+          <w:lang w:eastAsia="hu-HU"/>
+          <w14:ligatures w14:val="none"/>
+        </w:rPr>
+        <w:t>2026.01.23</w:t>
+      </w:r>
+    </w:p>
+    <w:p>
+      <w:pPr>
+        <w:spacing w:before="100" w:beforeAutospacing="1" w:after="100" w:afterAutospacing="1" w:line="240" w:lineRule="auto"/>
+        <w:rPr>
+          <w:rFonts w:ascii="Times New Roman" w:eastAsia="Times New Roman" w:hAnsi="Times New Roman" w:cs="Times New Roman"/>
+          <w:kern w:val="0"/>
+          <w:lang w:eastAsia="hu-HU"/>
+          <w14:ligatures w14:val="none"/>
+        </w:rPr>
+      </w:pPr>
+      <w:r>
+        <w:rPr>
+          <w:rFonts w:ascii="Times New Roman" w:eastAsia="Times New Roman" w:hAnsi="Times New Roman" w:cs="Times New Roman"/>
+          <w:kern w:val="0"/>
+          <w:lang w:eastAsia="hu-HU"/>
+          <w14:ligatures w14:val="none"/>
+        </w:rPr>
+        <w:t>IPv4 címzési terv elkészítése és kiosztása a különböző hálózatok között.</w:t>
+      </w:r>
+    </w:p>
+    <w:p>
+      <w:pPr>
+        <w:spacing w:after="0" w:line="240" w:lineRule="auto"/>
+        <w:rPr>
+          <w:rFonts w:ascii="Times New Roman" w:eastAsia="Times New Roman" w:hAnsi="Times New Roman" w:cs="Times New Roman"/>
+          <w:kern w:val="0"/>
+          <w:lang w:eastAsia="hu-HU"/>
+          <w14:ligatures w14:val="none"/>
+        </w:rPr>
+      </w:pPr>
+      <w:r>
+        <w:rPr>
+          <w:rFonts w:ascii="Times New Roman" w:eastAsia="Times New Roman" w:hAnsi="Times New Roman" w:cs="Times New Roman"/>
+          <w:noProof/>
+          <w:kern w:val="0"/>
+          <w:lang w:eastAsia="hu-HU"/>
+        </w:rPr>
+        <w:pict w14:anchorId="152B4A35">
+          <v:rect id="_x0000_i1041" alt="" style="width:453.6pt;height:.05pt;mso-width-percent:0;mso-height-percent:0;mso-width-percent:0;mso-height-percent:0" o:hralign="center" o:hrstd="t" o:hr="t" fillcolor="#a0a0a0" stroked="f"/>
+        </w:pict>
+      </w:r>
+    </w:p>
+    <w:p>
+      <w:pPr>
+        <w:spacing w:before="100" w:beforeAutospacing="1" w:after="100" w:afterAutospacing="1" w:line="240" w:lineRule="auto"/>
+        <w:outlineLvl w:val="2"/>
+        <w:rPr>
+          <w:rFonts w:ascii="Times New Roman" w:eastAsia="Times New Roman" w:hAnsi="Times New Roman" w:cs="Times New Roman"/>
+          <w:b/>
+          <w:bCs/>
+          <w:kern w:val="0"/>
+          <w:sz w:val="27"/>
+          <w:szCs w:val="27"/>
+          <w:lang w:eastAsia="hu-HU"/>
+          <w14:ligatures w14:val="none"/>
+        </w:rPr>
+      </w:pPr>
+      <w:r>
+        <w:rPr>
+          <w:rFonts w:ascii="Times New Roman" w:eastAsia="Times New Roman" w:hAnsi="Times New Roman" w:cs="Times New Roman"/>
+          <w:b/>
+          <w:bCs/>
+          <w:kern w:val="0"/>
+          <w:sz w:val="27"/>
+          <w:szCs w:val="27"/>
+          <w:lang w:eastAsia="hu-HU"/>
+          <w14:ligatures w14:val="none"/>
+        </w:rPr>
+        <w:t>2026.01.30</w:t>
+      </w:r>
+    </w:p>
+    <w:p>
+      <w:pPr>
+        <w:spacing w:before="100" w:beforeAutospacing="1" w:after="100" w:afterAutospacing="1" w:line="240" w:lineRule="auto"/>
+        <w:rPr>
+          <w:rFonts w:ascii="Times New Roman" w:eastAsia="Times New Roman" w:hAnsi="Times New Roman" w:cs="Times New Roman"/>
+          <w:kern w:val="0"/>
+          <w:lang w:eastAsia="hu-HU"/>
+          <w14:ligatures w14:val="none"/>
+        </w:rPr>
+      </w:pPr>
+      <w:r>
+        <w:rPr>
+          <w:rFonts w:ascii="Times New Roman" w:eastAsia="Times New Roman" w:hAnsi="Times New Roman" w:cs="Times New Roman"/>
+          <w:kern w:val="0"/>
+          <w:lang w:eastAsia="hu-HU"/>
+          <w14:ligatures w14:val="none"/>
+        </w:rPr>
+        <w:t>A VLAN-ok működésének ellenőrzése és a hálózat szegmentálásának beállítása.</w:t>
+      </w:r>
+    </w:p>
+    <w:p>
+      <w:pPr>
+        <w:spacing w:after="0" w:line="240" w:lineRule="auto"/>
+        <w:rPr>
+          <w:rFonts w:ascii="Times New Roman" w:eastAsia="Times New Roman" w:hAnsi="Times New Roman" w:cs="Times New Roman"/>
+          <w:kern w:val="0"/>
+          <w:lang w:eastAsia="hu-HU"/>
+          <w14:ligatures w14:val="none"/>
+        </w:rPr>
+      </w:pPr>
+      <w:r>
+        <w:rPr>
+          <w:rFonts w:ascii="Times New Roman" w:eastAsia="Times New Roman" w:hAnsi="Times New Roman" w:cs="Times New Roman"/>
+          <w:noProof/>
+          <w:kern w:val="0"/>
+          <w:lang w:eastAsia="hu-HU"/>
+        </w:rPr>
+        <w:pict w14:anchorId="0FD9228A">
+          <v:rect id="_x0000_i1040" alt="" style="width:453.6pt;height:.05pt;mso-width-percent:0;mso-height-percent:0;mso-width-percent:0;mso-height-percent:0" o:hralign="center" o:hrstd="t" o:hr="t" fillcolor="#a0a0a0" stroked="f"/>
+        </w:pict>
+      </w:r>
+    </w:p>
+    <w:p>
+      <w:pPr>
+        <w:spacing w:before="100" w:beforeAutospacing="1" w:after="100" w:afterAutospacing="1" w:line="240" w:lineRule="auto"/>
+        <w:outlineLvl w:val="2"/>
+        <w:rPr>
+          <w:rFonts w:ascii="Times New Roman" w:eastAsia="Times New Roman" w:hAnsi="Times New Roman" w:cs="Times New Roman"/>
+          <w:b/>
+          <w:bCs/>
+          <w:kern w:val="0"/>
+          <w:sz w:val="27"/>
+          <w:szCs w:val="27"/>
+          <w:lang w:eastAsia="hu-HU"/>
+          <w14:ligatures w14:val="none"/>
+        </w:rPr>
+      </w:pPr>
+      <w:r>
+        <w:rPr>
+          <w:rFonts w:ascii="Times New Roman" w:eastAsia="Times New Roman" w:hAnsi="Times New Roman" w:cs="Times New Roman"/>
+          <w:b/>
+          <w:bCs/>
+          <w:kern w:val="0"/>
+          <w:sz w:val="27"/>
+          <w:szCs w:val="27"/>
+          <w:lang w:eastAsia="hu-HU"/>
+          <w14:ligatures w14:val="none"/>
+        </w:rPr>
+        <w:t>2026.02.06</w:t>
+      </w:r>
+    </w:p>
+    <w:p>
+      <w:pPr>
+        <w:spacing w:before="100" w:beforeAutospacing="1" w:after="100" w:afterAutospacing="1" w:line="240" w:lineRule="auto"/>
+        <w:rPr>
+          <w:rFonts w:ascii="Times New Roman" w:eastAsia="Times New Roman" w:hAnsi="Times New Roman" w:cs="Times New Roman"/>
+          <w:kern w:val="0"/>
+          <w:lang w:eastAsia="hu-HU"/>
+          <w14:ligatures w14:val="none"/>
+        </w:rPr>
+      </w:pPr>
+      <w:r>
+        <w:rPr>
+          <w:rFonts w:ascii="Times New Roman" w:eastAsia="Times New Roman" w:hAnsi="Times New Roman" w:cs="Times New Roman"/>
+          <w:kern w:val="0"/>
+          <w:lang w:eastAsia="hu-HU"/>
+          <w14:ligatures w14:val="none"/>
+        </w:rPr>
+        <w:t>Az OSPF dinamikus forgalomirányítás beállításának megkezdése Cisco környezetben.</w:t>
+      </w:r>
+    </w:p>
+    <w:p>
+      <w:pPr>
+        <w:spacing w:after="0" w:line="240" w:lineRule="auto"/>
+        <w:rPr>
+          <w:rFonts w:ascii="Times New Roman" w:eastAsia="Times New Roman" w:hAnsi="Times New Roman" w:cs="Times New Roman"/>
+          <w:kern w:val="0"/>
+          <w:lang w:eastAsia="hu-HU"/>
+          <w14:ligatures w14:val="none"/>
+        </w:rPr>
+      </w:pPr>
+      <w:r>
+        <w:rPr>
+          <w:rFonts w:ascii="Times New Roman" w:eastAsia="Times New Roman" w:hAnsi="Times New Roman" w:cs="Times New Roman"/>
+          <w:noProof/>
+          <w:kern w:val="0"/>
+          <w:lang w:eastAsia="hu-HU"/>
+        </w:rPr>
+        <w:pict w14:anchorId="28BB0508">
           <v:rect id="_x0000_i1039" alt="" style="width:453.6pt;height:.05pt;mso-width-percent:0;mso-height-percent:0;mso-width-percent:0;mso-height-percent:0" o:hralign="center" o:hrstd="t" o:hr="t" fillcolor="#a0a0a0" stroked="f"/>
         </w:pict>
       </w:r>
@@ -264,37 +1127,27 @@
           <w:lang w:eastAsia="hu-HU"/>
           <w14:ligatures w14:val="none"/>
         </w:rPr>
-        <w:t>2025.11.07</w:t>
-      </w:r>
-    </w:p>
-    <w:p>
-      <w:pPr>
-        <w:spacing w:before="100" w:beforeAutospacing="1" w:after="100" w:afterAutospacing="1" w:line="240" w:lineRule="auto"/>
-        <w:rPr>
-          <w:rFonts w:ascii="Times New Roman" w:eastAsia="Times New Roman" w:hAnsi="Times New Roman" w:cs="Times New Roman"/>
-          <w:kern w:val="0"/>
-          <w:lang w:eastAsia="hu-HU"/>
-          <w14:ligatures w14:val="none"/>
-        </w:rPr>
-      </w:pPr>
-      <w:r>
-        <w:rPr>
-          <w:rFonts w:ascii="Times New Roman" w:eastAsia="Times New Roman" w:hAnsi="Times New Roman" w:cs="Times New Roman"/>
-          <w:kern w:val="0"/>
-          <w:lang w:eastAsia="hu-HU"/>
-          <w14:ligatures w14:val="none"/>
-        </w:rPr>
-        <w:t>A projekt megkezdése.</w:t>
-      </w:r>
-      <w:r>
-        <w:rPr>
-          <w:rFonts w:ascii="Times New Roman" w:eastAsia="Times New Roman" w:hAnsi="Times New Roman" w:cs="Times New Roman"/>
-          <w:kern w:val="0"/>
-          <w:lang w:eastAsia="hu-HU"/>
-          <w14:ligatures w14:val="none"/>
-        </w:rPr>
-        <w:br/>
-        <w:t>Átnéztük a kapott feladatot és a vecsési telephely épületének adatait. Megismertük az épület felépítését és a hálózat tervezési követelményeit.</w:t>
+        <w:t>2026.02.13</w:t>
+      </w:r>
+    </w:p>
+    <w:p>
+      <w:pPr>
+        <w:spacing w:before="100" w:beforeAutospacing="1" w:after="100" w:afterAutospacing="1" w:line="240" w:lineRule="auto"/>
+        <w:rPr>
+          <w:rFonts w:ascii="Times New Roman" w:eastAsia="Times New Roman" w:hAnsi="Times New Roman" w:cs="Times New Roman"/>
+          <w:kern w:val="0"/>
+          <w:lang w:eastAsia="hu-HU"/>
+          <w14:ligatures w14:val="none"/>
+        </w:rPr>
+      </w:pPr>
+      <w:r>
+        <w:rPr>
+          <w:rFonts w:ascii="Times New Roman" w:eastAsia="Times New Roman" w:hAnsi="Times New Roman" w:cs="Times New Roman"/>
+          <w:kern w:val="0"/>
+          <w:lang w:eastAsia="hu-HU"/>
+          <w14:ligatures w14:val="none"/>
+        </w:rPr>
+        <w:t>Az OSPF konfiguráció tesztelése, hálózatok közötti kommunikáció ellenőrzése.</w:t>
       </w:r>
     </w:p>
     <w:p>
@@ -314,7 +1167,7 @@
           <w:kern w:val="0"/>
           <w:lang w:eastAsia="hu-HU"/>
         </w:rPr>
-        <w:pict w14:anchorId="0D875B14">
+        <w:pict w14:anchorId="00E29BE6">
           <v:rect id="_x0000_i1038" alt="" style="width:453.6pt;height:.05pt;mso-width-percent:0;mso-height-percent:0;mso-width-percent:0;mso-height-percent:0" o:hralign="center" o:hrstd="t" o:hr="t" fillcolor="#a0a0a0" stroked="f"/>
         </w:pict>
       </w:r>
@@ -345,27 +1198,28 @@
           <w:lang w:eastAsia="hu-HU"/>
           <w14:ligatures w14:val="none"/>
         </w:rPr>
-        <w:t>2025.11.14</w:t>
-      </w:r>
-    </w:p>
-    <w:p>
-      <w:pPr>
-        <w:spacing w:before="100" w:beforeAutospacing="1" w:after="100" w:afterAutospacing="1" w:line="240" w:lineRule="auto"/>
-        <w:rPr>
-          <w:rFonts w:ascii="Times New Roman" w:eastAsia="Times New Roman" w:hAnsi="Times New Roman" w:cs="Times New Roman"/>
-          <w:kern w:val="0"/>
-          <w:lang w:eastAsia="hu-HU"/>
-          <w14:ligatures w14:val="none"/>
-        </w:rPr>
-      </w:pPr>
-      <w:r>
-        <w:rPr>
-          <w:rFonts w:ascii="Times New Roman" w:eastAsia="Times New Roman" w:hAnsi="Times New Roman" w:cs="Times New Roman"/>
-          <w:kern w:val="0"/>
-          <w:lang w:eastAsia="hu-HU"/>
-          <w14:ligatures w14:val="none"/>
-        </w:rPr>
-        <w:t>Elkezdtem a vecsési telephely hálózati igényeinek felmérését. Meghatároztuk, hogy külön hálózat szükséges a raktár, iroda, kamerák és vendégek számára.</w:t>
+        <w:lastRenderedPageBreak/>
+        <w:t>2026.02.20</w:t>
+      </w:r>
+    </w:p>
+    <w:p>
+      <w:pPr>
+        <w:spacing w:before="100" w:beforeAutospacing="1" w:after="100" w:afterAutospacing="1" w:line="240" w:lineRule="auto"/>
+        <w:rPr>
+          <w:rFonts w:ascii="Times New Roman" w:eastAsia="Times New Roman" w:hAnsi="Times New Roman" w:cs="Times New Roman"/>
+          <w:kern w:val="0"/>
+          <w:lang w:eastAsia="hu-HU"/>
+          <w14:ligatures w14:val="none"/>
+        </w:rPr>
+      </w:pPr>
+      <w:r>
+        <w:rPr>
+          <w:rFonts w:ascii="Times New Roman" w:eastAsia="Times New Roman" w:hAnsi="Times New Roman" w:cs="Times New Roman"/>
+          <w:kern w:val="0"/>
+          <w:lang w:eastAsia="hu-HU"/>
+          <w14:ligatures w14:val="none"/>
+        </w:rPr>
+        <w:t>A Wi-Fi hálózat lefedettségének megtervezése a raktári és irodai szinten. Figyelembe vettük a fém polcrendszereket és falakat.</w:t>
       </w:r>
     </w:p>
     <w:p>
@@ -385,7 +1239,7 @@
           <w:kern w:val="0"/>
           <w:lang w:eastAsia="hu-HU"/>
         </w:rPr>
-        <w:pict w14:anchorId="57F75A0C">
+        <w:pict w14:anchorId="178EADA0">
           <v:rect id="_x0000_i1037" alt="" style="width:453.6pt;height:.05pt;mso-width-percent:0;mso-height-percent:0;mso-width-percent:0;mso-height-percent:0" o:hralign="center" o:hrstd="t" o:hr="t" fillcolor="#a0a0a0" stroked="f"/>
         </w:pict>
       </w:r>
@@ -416,32 +1270,42 @@
           <w:lang w:eastAsia="hu-HU"/>
           <w14:ligatures w14:val="none"/>
         </w:rPr>
-        <w:t>2025.11.21</w:t>
-      </w:r>
-    </w:p>
-    <w:p>
-      <w:pPr>
-        <w:spacing w:before="100" w:beforeAutospacing="1" w:after="100" w:afterAutospacing="1" w:line="240" w:lineRule="auto"/>
-        <w:rPr>
-          <w:rFonts w:ascii="Times New Roman" w:eastAsia="Times New Roman" w:hAnsi="Times New Roman" w:cs="Times New Roman"/>
-          <w:kern w:val="0"/>
-          <w:lang w:eastAsia="hu-HU"/>
-          <w14:ligatures w14:val="none"/>
-        </w:rPr>
-      </w:pPr>
-      <w:r>
-        <w:rPr>
-          <w:rFonts w:ascii="Times New Roman" w:eastAsia="Times New Roman" w:hAnsi="Times New Roman" w:cs="Times New Roman"/>
-          <w:kern w:val="0"/>
-          <w:lang w:eastAsia="hu-HU"/>
-          <w14:ligatures w14:val="none"/>
-        </w:rPr>
-        <w:t>Az eszközök és felhasználók számának áttekintése történt. Meghatároztuk a szükséges hálózati eszközöket és azok elhelyezését szintenként.</w:t>
-      </w:r>
-    </w:p>
-    <w:p>
-      <w:pPr>
-        <w:spacing w:after="0" w:line="240" w:lineRule="auto"/>
+        <w:t>2026.02.27</w:t>
+      </w:r>
+    </w:p>
+    <w:p>
+      <w:pPr>
+        <w:spacing w:before="100" w:beforeAutospacing="1" w:after="100" w:afterAutospacing="1" w:line="240" w:lineRule="auto"/>
+        <w:rPr>
+          <w:rFonts w:ascii="Times New Roman" w:eastAsia="Times New Roman" w:hAnsi="Times New Roman" w:cs="Times New Roman"/>
+          <w:kern w:val="0"/>
+          <w:lang w:eastAsia="hu-HU"/>
+          <w14:ligatures w14:val="none"/>
+        </w:rPr>
+      </w:pPr>
+      <w:r>
+        <w:rPr>
+          <w:rFonts w:ascii="Times New Roman" w:eastAsia="Times New Roman" w:hAnsi="Times New Roman" w:cs="Times New Roman"/>
+          <w:kern w:val="0"/>
+          <w:lang w:eastAsia="hu-HU"/>
+          <w14:ligatures w14:val="none"/>
+        </w:rPr>
+        <w:t>A vecsési telephely hálózati topológiája elkészült.</w:t>
+      </w:r>
+      <w:r>
+        <w:rPr>
+          <w:rFonts w:ascii="Times New Roman" w:eastAsia="Times New Roman" w:hAnsi="Times New Roman" w:cs="Times New Roman"/>
+          <w:kern w:val="0"/>
+          <w:lang w:eastAsia="hu-HU"/>
+          <w14:ligatures w14:val="none"/>
+        </w:rPr>
+        <w:br/>
+        <w:t>Kész az IPv4 címzés, az OSPF forgalomirányítás és a Wi-Fi lefedettségi terv.</w:t>
+      </w:r>
+    </w:p>
+    <w:p>
+      <w:pPr>
+        <w:spacing w:before="100" w:beforeAutospacing="1" w:after="100" w:afterAutospacing="1" w:line="240" w:lineRule="auto"/>
         <w:rPr>
           <w:rFonts w:ascii="Times New Roman" w:eastAsia="Times New Roman" w:hAnsi="Times New Roman" w:cs="Times New Roman"/>
           <w:kern w:val="0"/>
@@ -456,852 +1320,378 @@
           <w:kern w:val="0"/>
           <w:lang w:eastAsia="hu-HU"/>
         </w:rPr>
-        <w:pict w14:anchorId="2563D5F1">
+        <w:pict w14:anchorId="1C406416">
           <v:rect id="_x0000_i1036" alt="" style="width:453.6pt;height:.05pt;mso-width-percent:0;mso-height-percent:0;mso-width-percent:0;mso-height-percent:0" o:hralign="center" o:hrstd="t" o:hr="t" fillcolor="#a0a0a0" stroked="f"/>
         </w:pict>
       </w:r>
     </w:p>
     <w:p>
       <w:pPr>
-        <w:spacing w:before="100" w:beforeAutospacing="1" w:after="100" w:afterAutospacing="1" w:line="240" w:lineRule="auto"/>
-        <w:outlineLvl w:val="2"/>
-        <w:rPr>
-          <w:rFonts w:ascii="Times New Roman" w:eastAsia="Times New Roman" w:hAnsi="Times New Roman" w:cs="Times New Roman"/>
-          <w:b/>
-          <w:bCs/>
-          <w:kern w:val="0"/>
-          <w:sz w:val="27"/>
-          <w:szCs w:val="27"/>
-          <w:lang w:eastAsia="hu-HU"/>
-          <w14:ligatures w14:val="none"/>
-        </w:rPr>
-      </w:pPr>
-      <w:r>
-        <w:rPr>
-          <w:rFonts w:ascii="Times New Roman" w:eastAsia="Times New Roman" w:hAnsi="Times New Roman" w:cs="Times New Roman"/>
-          <w:b/>
-          <w:bCs/>
-          <w:kern w:val="0"/>
-          <w:sz w:val="27"/>
-          <w:szCs w:val="27"/>
-          <w:lang w:eastAsia="hu-HU"/>
-          <w14:ligatures w14:val="none"/>
-        </w:rPr>
-        <w:t>2025.11.28</w:t>
-      </w:r>
-    </w:p>
-    <w:p>
-      <w:pPr>
-        <w:spacing w:before="100" w:beforeAutospacing="1" w:after="100" w:afterAutospacing="1" w:line="240" w:lineRule="auto"/>
-        <w:rPr>
-          <w:rFonts w:ascii="Times New Roman" w:eastAsia="Times New Roman" w:hAnsi="Times New Roman" w:cs="Times New Roman"/>
-          <w:kern w:val="0"/>
-          <w:lang w:eastAsia="hu-HU"/>
-          <w14:ligatures w14:val="none"/>
-        </w:rPr>
-      </w:pPr>
-      <w:r>
-        <w:rPr>
-          <w:rFonts w:ascii="Times New Roman" w:eastAsia="Times New Roman" w:hAnsi="Times New Roman" w:cs="Times New Roman"/>
-          <w:kern w:val="0"/>
-          <w:lang w:eastAsia="hu-HU"/>
-          <w14:ligatures w14:val="none"/>
-        </w:rPr>
-        <w:t>Elkezdődött a logikai hálózat tervezése. VLAN-ok kialakításának megtervezése a különböző részlegek elkülönítéséhez.</w:t>
-      </w:r>
-    </w:p>
-    <w:p>
-      <w:pPr>
-        <w:spacing w:after="0" w:line="240" w:lineRule="auto"/>
-        <w:rPr>
-          <w:rFonts w:ascii="Times New Roman" w:eastAsia="Times New Roman" w:hAnsi="Times New Roman" w:cs="Times New Roman"/>
-          <w:kern w:val="0"/>
-          <w:lang w:eastAsia="hu-HU"/>
-          <w14:ligatures w14:val="none"/>
-        </w:rPr>
-      </w:pPr>
-      <w:r>
-        <w:rPr>
-          <w:rFonts w:ascii="Times New Roman" w:eastAsia="Times New Roman" w:hAnsi="Times New Roman" w:cs="Times New Roman"/>
+        <w:pStyle w:val="NormlWeb"/>
+      </w:pPr>
+      <w:r>
+        <w:rPr>
+          <w:rStyle w:val="Kiemels2"/>
+          <w:rFonts w:eastAsiaTheme="majorEastAsia"/>
+        </w:rPr>
+        <w:t>2026.03.02</w:t>
+      </w:r>
+      <w:r>
+        <w:br/>
+        <w:t>Elkezdtem a vecsési telephely switch konfigurációinak finomhangolását. Beállítottam a trunk portokat és ellenőriztem, hogy a VLAN-ok megfelelően továbbítódnak a hálózati eszközök között.</w:t>
+      </w:r>
+    </w:p>
+    <w:p>
+      <w:pPr>
+        <w:pStyle w:val="NormlWeb"/>
+      </w:pPr>
+      <w:r>
+        <w:rPr>
           <w:noProof/>
-          <w:kern w:val="0"/>
-          <w:lang w:eastAsia="hu-HU"/>
-        </w:rPr>
-        <w:pict w14:anchorId="49FD0724">
+          <w14:ligatures w14:val="standardContextual"/>
+        </w:rPr>
+        <w:pict w14:anchorId="0771EF5B">
           <v:rect id="_x0000_i1035" alt="" style="width:453.6pt;height:.05pt;mso-width-percent:0;mso-height-percent:0;mso-width-percent:0;mso-height-percent:0" o:hralign="center" o:hrstd="t" o:hr="t" fillcolor="#a0a0a0" stroked="f"/>
         </w:pict>
       </w:r>
     </w:p>
     <w:p>
       <w:pPr>
-        <w:spacing w:before="100" w:beforeAutospacing="1" w:after="100" w:afterAutospacing="1" w:line="240" w:lineRule="auto"/>
-        <w:outlineLvl w:val="2"/>
-        <w:rPr>
-          <w:rFonts w:ascii="Times New Roman" w:eastAsia="Times New Roman" w:hAnsi="Times New Roman" w:cs="Times New Roman"/>
-          <w:b/>
-          <w:bCs/>
-          <w:kern w:val="0"/>
-          <w:sz w:val="27"/>
-          <w:szCs w:val="27"/>
-          <w:lang w:eastAsia="hu-HU"/>
-          <w14:ligatures w14:val="none"/>
-        </w:rPr>
-      </w:pPr>
-      <w:r>
-        <w:rPr>
-          <w:rFonts w:ascii="Times New Roman" w:eastAsia="Times New Roman" w:hAnsi="Times New Roman" w:cs="Times New Roman"/>
-          <w:b/>
-          <w:bCs/>
-          <w:kern w:val="0"/>
-          <w:sz w:val="27"/>
-          <w:szCs w:val="27"/>
-          <w:lang w:eastAsia="hu-HU"/>
-          <w14:ligatures w14:val="none"/>
-        </w:rPr>
-        <w:t>2025.12.05</w:t>
-      </w:r>
-    </w:p>
-    <w:p>
-      <w:pPr>
-        <w:spacing w:before="100" w:beforeAutospacing="1" w:after="100" w:afterAutospacing="1" w:line="240" w:lineRule="auto"/>
-        <w:rPr>
-          <w:rFonts w:ascii="Times New Roman" w:eastAsia="Times New Roman" w:hAnsi="Times New Roman" w:cs="Times New Roman"/>
-          <w:kern w:val="0"/>
-          <w:lang w:eastAsia="hu-HU"/>
-          <w14:ligatures w14:val="none"/>
-        </w:rPr>
-      </w:pPr>
-      <w:r>
-        <w:rPr>
-          <w:rFonts w:ascii="Times New Roman" w:eastAsia="Times New Roman" w:hAnsi="Times New Roman" w:cs="Times New Roman"/>
-          <w:kern w:val="0"/>
-          <w:lang w:eastAsia="hu-HU"/>
-          <w14:ligatures w14:val="none"/>
-        </w:rPr>
-        <w:t>A hálózat felépítésének pontosítása. A rack szekrények és fő hálózati pontok helyének meghatározása a vecsési épületben.</w:t>
-      </w:r>
-    </w:p>
-    <w:p>
-      <w:pPr>
-        <w:spacing w:after="0" w:line="240" w:lineRule="auto"/>
-        <w:rPr>
-          <w:rFonts w:ascii="Times New Roman" w:eastAsia="Times New Roman" w:hAnsi="Times New Roman" w:cs="Times New Roman"/>
-          <w:kern w:val="0"/>
-          <w:lang w:eastAsia="hu-HU"/>
-          <w14:ligatures w14:val="none"/>
-        </w:rPr>
-      </w:pPr>
-      <w:r>
-        <w:rPr>
-          <w:rFonts w:ascii="Times New Roman" w:eastAsia="Times New Roman" w:hAnsi="Times New Roman" w:cs="Times New Roman"/>
+        <w:pStyle w:val="NormlWeb"/>
+      </w:pPr>
+    </w:p>
+    <w:p>
+      <w:pPr>
+        <w:pStyle w:val="NormlWeb"/>
+      </w:pPr>
+      <w:r>
+        <w:rPr>
+          <w:rStyle w:val="Kiemels2"/>
+          <w:rFonts w:eastAsiaTheme="majorEastAsia"/>
+        </w:rPr>
+        <w:t>2026.03.05</w:t>
+      </w:r>
+      <w:r>
+        <w:br/>
+        <w:t>Inter-VLAN routing konfigurálása routeren. Teszteltem az egyes hálózatok közötti kommunikációt, külön figyelve arra, hogy a vendéghálózat megfelelően korlátozott legyen.</w:t>
+      </w:r>
+    </w:p>
+    <w:p>
+      <w:pPr>
+        <w:pStyle w:val="NormlWeb"/>
+      </w:pPr>
+      <w:r>
+        <w:rPr>
           <w:noProof/>
-          <w:kern w:val="0"/>
-          <w:lang w:eastAsia="hu-HU"/>
-        </w:rPr>
-        <w:pict w14:anchorId="30A9BFF9">
+          <w14:ligatures w14:val="standardContextual"/>
+        </w:rPr>
+        <w:pict w14:anchorId="6F60CC83">
           <v:rect id="_x0000_i1034" alt="" style="width:453.6pt;height:.05pt;mso-width-percent:0;mso-height-percent:0;mso-width-percent:0;mso-height-percent:0" o:hralign="center" o:hrstd="t" o:hr="t" fillcolor="#a0a0a0" stroked="f"/>
         </w:pict>
       </w:r>
     </w:p>
     <w:p>
       <w:pPr>
-        <w:spacing w:before="100" w:beforeAutospacing="1" w:after="100" w:afterAutospacing="1" w:line="240" w:lineRule="auto"/>
-        <w:outlineLvl w:val="2"/>
-        <w:rPr>
-          <w:rFonts w:ascii="Times New Roman" w:eastAsia="Times New Roman" w:hAnsi="Times New Roman" w:cs="Times New Roman"/>
-          <w:b/>
-          <w:bCs/>
-          <w:kern w:val="0"/>
-          <w:sz w:val="27"/>
-          <w:szCs w:val="27"/>
-          <w:lang w:eastAsia="hu-HU"/>
-          <w14:ligatures w14:val="none"/>
-        </w:rPr>
-      </w:pPr>
-      <w:r>
-        <w:rPr>
-          <w:rFonts w:ascii="Times New Roman" w:eastAsia="Times New Roman" w:hAnsi="Times New Roman" w:cs="Times New Roman"/>
-          <w:b/>
-          <w:bCs/>
-          <w:kern w:val="0"/>
-          <w:sz w:val="27"/>
-          <w:szCs w:val="27"/>
-          <w:lang w:eastAsia="hu-HU"/>
-          <w14:ligatures w14:val="none"/>
-        </w:rPr>
-        <w:t>2025.12.12</w:t>
-      </w:r>
-    </w:p>
-    <w:p>
-      <w:pPr>
-        <w:spacing w:before="100" w:beforeAutospacing="1" w:after="100" w:afterAutospacing="1" w:line="240" w:lineRule="auto"/>
-        <w:rPr>
-          <w:rFonts w:ascii="Times New Roman" w:eastAsia="Times New Roman" w:hAnsi="Times New Roman" w:cs="Times New Roman"/>
-          <w:kern w:val="0"/>
-          <w:lang w:eastAsia="hu-HU"/>
-          <w14:ligatures w14:val="none"/>
-        </w:rPr>
-      </w:pPr>
-      <w:r>
-        <w:rPr>
-          <w:rFonts w:ascii="Times New Roman" w:eastAsia="Times New Roman" w:hAnsi="Times New Roman" w:cs="Times New Roman"/>
-          <w:kern w:val="0"/>
-          <w:lang w:eastAsia="hu-HU"/>
-          <w14:ligatures w14:val="none"/>
-        </w:rPr>
-        <w:lastRenderedPageBreak/>
-        <w:t>A fizikai hálózat tervezésének előkészítése. Meghatároztuk a kábelezési megoldásokat és az optikai kapcsolatokat a szintek között.</w:t>
-      </w:r>
-    </w:p>
-    <w:p>
-      <w:pPr>
-        <w:spacing w:after="0" w:line="240" w:lineRule="auto"/>
-        <w:rPr>
-          <w:rFonts w:ascii="Times New Roman" w:eastAsia="Times New Roman" w:hAnsi="Times New Roman" w:cs="Times New Roman"/>
-          <w:kern w:val="0"/>
-          <w:lang w:eastAsia="hu-HU"/>
-          <w14:ligatures w14:val="none"/>
-        </w:rPr>
-      </w:pPr>
-      <w:r>
-        <w:rPr>
-          <w:rFonts w:ascii="Times New Roman" w:eastAsia="Times New Roman" w:hAnsi="Times New Roman" w:cs="Times New Roman"/>
+        <w:pStyle w:val="NormlWeb"/>
+      </w:pPr>
+      <w:r>
+        <w:rPr>
+          <w:rStyle w:val="Kiemels2"/>
+          <w:rFonts w:eastAsiaTheme="majorEastAsia"/>
+        </w:rPr>
+        <w:t>2026.03.08</w:t>
+      </w:r>
+      <w:r>
+        <w:br/>
+        <w:t>DHCP szolgáltatás beállítása a különböző VLAN-okhoz. Ellenőriztem, hogy a kliensek automatikusan kapnak-e IP címet, valamint helyes gateway és DNS beállításokat.</w:t>
+      </w:r>
+    </w:p>
+    <w:p>
+      <w:pPr>
+        <w:pStyle w:val="NormlWeb"/>
+      </w:pPr>
+      <w:r>
+        <w:rPr>
           <w:noProof/>
-          <w:kern w:val="0"/>
-          <w:lang w:eastAsia="hu-HU"/>
-        </w:rPr>
-        <w:pict w14:anchorId="0AB81836">
+          <w14:ligatures w14:val="standardContextual"/>
+        </w:rPr>
+        <w:pict w14:anchorId="0FA7A40B">
           <v:rect id="_x0000_i1033" alt="" style="width:453.6pt;height:.05pt;mso-width-percent:0;mso-height-percent:0;mso-width-percent:0;mso-height-percent:0" o:hralign="center" o:hrstd="t" o:hr="t" fillcolor="#a0a0a0" stroked="f"/>
         </w:pict>
       </w:r>
     </w:p>
     <w:p>
       <w:pPr>
-        <w:spacing w:before="100" w:beforeAutospacing="1" w:after="100" w:afterAutospacing="1" w:line="240" w:lineRule="auto"/>
-        <w:outlineLvl w:val="2"/>
-        <w:rPr>
-          <w:rFonts w:ascii="Times New Roman" w:eastAsia="Times New Roman" w:hAnsi="Times New Roman" w:cs="Times New Roman"/>
-          <w:b/>
-          <w:bCs/>
-          <w:kern w:val="0"/>
-          <w:sz w:val="27"/>
-          <w:szCs w:val="27"/>
-          <w:lang w:eastAsia="hu-HU"/>
-          <w14:ligatures w14:val="none"/>
-        </w:rPr>
-      </w:pPr>
-      <w:r>
-        <w:rPr>
-          <w:rFonts w:ascii="Times New Roman" w:eastAsia="Times New Roman" w:hAnsi="Times New Roman" w:cs="Times New Roman"/>
-          <w:b/>
-          <w:bCs/>
-          <w:kern w:val="0"/>
-          <w:sz w:val="27"/>
-          <w:szCs w:val="27"/>
-          <w:lang w:eastAsia="hu-HU"/>
-          <w14:ligatures w14:val="none"/>
-        </w:rPr>
-        <w:t>2025.12.19</w:t>
-      </w:r>
-    </w:p>
-    <w:p>
-      <w:pPr>
-        <w:spacing w:before="100" w:beforeAutospacing="1" w:after="100" w:afterAutospacing="1" w:line="240" w:lineRule="auto"/>
-        <w:rPr>
-          <w:rFonts w:ascii="Times New Roman" w:eastAsia="Times New Roman" w:hAnsi="Times New Roman" w:cs="Times New Roman"/>
-          <w:kern w:val="0"/>
-          <w:lang w:eastAsia="hu-HU"/>
-          <w14:ligatures w14:val="none"/>
-        </w:rPr>
-      </w:pPr>
-      <w:r>
-        <w:rPr>
-          <w:rFonts w:ascii="Times New Roman" w:eastAsia="Times New Roman" w:hAnsi="Times New Roman" w:cs="Times New Roman"/>
-          <w:kern w:val="0"/>
-          <w:lang w:eastAsia="hu-HU"/>
-          <w14:ligatures w14:val="none"/>
-        </w:rPr>
-        <w:t>Elkészült a vecsési telephely alap hálózati tervrajza. A hálózati eszközök elhelyezése felkerült a tervre.</w:t>
-      </w:r>
-    </w:p>
-    <w:p>
-      <w:pPr>
-        <w:spacing w:after="0" w:line="240" w:lineRule="auto"/>
-        <w:rPr>
-          <w:rFonts w:ascii="Times New Roman" w:eastAsia="Times New Roman" w:hAnsi="Times New Roman" w:cs="Times New Roman"/>
-          <w:kern w:val="0"/>
-          <w:lang w:eastAsia="hu-HU"/>
-          <w14:ligatures w14:val="none"/>
-        </w:rPr>
-      </w:pPr>
-      <w:r>
-        <w:rPr>
-          <w:rFonts w:ascii="Times New Roman" w:eastAsia="Times New Roman" w:hAnsi="Times New Roman" w:cs="Times New Roman"/>
+        <w:pStyle w:val="NormlWeb"/>
+      </w:pPr>
+      <w:r>
+        <w:rPr>
+          <w:rStyle w:val="Kiemels2"/>
+          <w:rFonts w:eastAsiaTheme="majorEastAsia"/>
+        </w:rPr>
+        <w:t>2026.03.11</w:t>
+      </w:r>
+      <w:r>
+        <w:br/>
+        <w:t>ACL szabályok kialakítása a biztonság növelése érdekében. Korlátoztam a hozzáférést a kamerahálózat és a belső irodai hálózat között.</w:t>
+      </w:r>
+    </w:p>
+    <w:p>
+      <w:pPr>
+        <w:pStyle w:val="NormlWeb"/>
+      </w:pPr>
+      <w:r>
+        <w:rPr>
           <w:noProof/>
-          <w:kern w:val="0"/>
-          <w:lang w:eastAsia="hu-HU"/>
-        </w:rPr>
-        <w:pict w14:anchorId="2AC20850">
+          <w14:ligatures w14:val="standardContextual"/>
+        </w:rPr>
+        <w:pict w14:anchorId="328151C7">
           <v:rect id="_x0000_i1032" alt="" style="width:453.6pt;height:.05pt;mso-width-percent:0;mso-height-percent:0;mso-width-percent:0;mso-height-percent:0" o:hralign="center" o:hrstd="t" o:hr="t" fillcolor="#a0a0a0" stroked="f"/>
         </w:pict>
       </w:r>
     </w:p>
     <w:p>
       <w:pPr>
-        <w:spacing w:before="100" w:beforeAutospacing="1" w:after="100" w:afterAutospacing="1" w:line="240" w:lineRule="auto"/>
-        <w:outlineLvl w:val="2"/>
-        <w:rPr>
-          <w:rFonts w:ascii="Times New Roman" w:eastAsia="Times New Roman" w:hAnsi="Times New Roman" w:cs="Times New Roman"/>
-          <w:b/>
-          <w:bCs/>
-          <w:kern w:val="0"/>
-          <w:sz w:val="27"/>
-          <w:szCs w:val="27"/>
-          <w:lang w:eastAsia="hu-HU"/>
-          <w14:ligatures w14:val="none"/>
-        </w:rPr>
-      </w:pPr>
-      <w:r>
-        <w:rPr>
-          <w:rFonts w:ascii="Times New Roman" w:eastAsia="Times New Roman" w:hAnsi="Times New Roman" w:cs="Times New Roman"/>
-          <w:b/>
-          <w:bCs/>
-          <w:kern w:val="0"/>
-          <w:sz w:val="27"/>
-          <w:szCs w:val="27"/>
-          <w:lang w:eastAsia="hu-HU"/>
-          <w14:ligatures w14:val="none"/>
-        </w:rPr>
-        <w:t>2026.01.09</w:t>
-      </w:r>
-    </w:p>
-    <w:p>
-      <w:pPr>
-        <w:spacing w:before="100" w:beforeAutospacing="1" w:after="100" w:afterAutospacing="1" w:line="240" w:lineRule="auto"/>
-        <w:rPr>
-          <w:rFonts w:ascii="Times New Roman" w:eastAsia="Times New Roman" w:hAnsi="Times New Roman" w:cs="Times New Roman"/>
-          <w:kern w:val="0"/>
-          <w:lang w:eastAsia="hu-HU"/>
-          <w14:ligatures w14:val="none"/>
-        </w:rPr>
-      </w:pPr>
-      <w:r>
-        <w:rPr>
-          <w:rFonts w:ascii="Times New Roman" w:eastAsia="Times New Roman" w:hAnsi="Times New Roman" w:cs="Times New Roman"/>
-          <w:kern w:val="0"/>
-          <w:lang w:eastAsia="hu-HU"/>
-          <w14:ligatures w14:val="none"/>
-        </w:rPr>
-        <w:t>Megkezdtem a Cisco Packet Tracer környezetben a topológia kialakítását a vecsési telephelyhez.</w:t>
-      </w:r>
-    </w:p>
-    <w:p>
-      <w:pPr>
-        <w:spacing w:after="0" w:line="240" w:lineRule="auto"/>
-        <w:rPr>
-          <w:rFonts w:ascii="Times New Roman" w:eastAsia="Times New Roman" w:hAnsi="Times New Roman" w:cs="Times New Roman"/>
-          <w:kern w:val="0"/>
-          <w:lang w:eastAsia="hu-HU"/>
-          <w14:ligatures w14:val="none"/>
-        </w:rPr>
-      </w:pPr>
-      <w:r>
-        <w:rPr>
-          <w:rFonts w:ascii="Times New Roman" w:eastAsia="Times New Roman" w:hAnsi="Times New Roman" w:cs="Times New Roman"/>
+        <w:pStyle w:val="NormlWeb"/>
+      </w:pPr>
+      <w:r>
+        <w:rPr>
+          <w:rStyle w:val="Kiemels2"/>
+          <w:rFonts w:eastAsiaTheme="majorEastAsia"/>
+        </w:rPr>
+        <w:t>2026.03.14</w:t>
+      </w:r>
+      <w:r>
+        <w:br/>
+        <w:t>A Wi-Fi hálózat részletes beállítása. Access pointok konfigurálása, SSID-k létrehozása külön a dolgozók és vendégek számára.</w:t>
+      </w:r>
+    </w:p>
+    <w:p>
+      <w:pPr>
+        <w:pStyle w:val="NormlWeb"/>
+      </w:pPr>
+      <w:r>
+        <w:rPr>
           <w:noProof/>
-          <w:kern w:val="0"/>
-          <w:lang w:eastAsia="hu-HU"/>
-        </w:rPr>
-        <w:pict w14:anchorId="18C148EC">
+          <w14:ligatures w14:val="standardContextual"/>
+        </w:rPr>
+        <w:pict w14:anchorId="74FAE661">
           <v:rect id="_x0000_i1031" alt="" style="width:453.6pt;height:.05pt;mso-width-percent:0;mso-height-percent:0;mso-width-percent:0;mso-height-percent:0" o:hralign="center" o:hrstd="t" o:hr="t" fillcolor="#a0a0a0" stroked="f"/>
         </w:pict>
       </w:r>
     </w:p>
     <w:p>
       <w:pPr>
-        <w:spacing w:before="100" w:beforeAutospacing="1" w:after="100" w:afterAutospacing="1" w:line="240" w:lineRule="auto"/>
-        <w:outlineLvl w:val="2"/>
-        <w:rPr>
-          <w:rFonts w:ascii="Times New Roman" w:eastAsia="Times New Roman" w:hAnsi="Times New Roman" w:cs="Times New Roman"/>
-          <w:b/>
-          <w:bCs/>
-          <w:kern w:val="0"/>
-          <w:sz w:val="27"/>
-          <w:szCs w:val="27"/>
-          <w:lang w:eastAsia="hu-HU"/>
-          <w14:ligatures w14:val="none"/>
-        </w:rPr>
-      </w:pPr>
-      <w:r>
-        <w:rPr>
-          <w:rFonts w:ascii="Times New Roman" w:eastAsia="Times New Roman" w:hAnsi="Times New Roman" w:cs="Times New Roman"/>
-          <w:b/>
-          <w:bCs/>
-          <w:kern w:val="0"/>
-          <w:sz w:val="27"/>
-          <w:szCs w:val="27"/>
-          <w:lang w:eastAsia="hu-HU"/>
-          <w14:ligatures w14:val="none"/>
-        </w:rPr>
-        <w:t>2026.01.16</w:t>
-      </w:r>
-    </w:p>
-    <w:p>
-      <w:pPr>
-        <w:spacing w:before="100" w:beforeAutospacing="1" w:after="100" w:afterAutospacing="1" w:line="240" w:lineRule="auto"/>
-        <w:rPr>
-          <w:rFonts w:ascii="Times New Roman" w:eastAsia="Times New Roman" w:hAnsi="Times New Roman" w:cs="Times New Roman"/>
-          <w:kern w:val="0"/>
-          <w:lang w:eastAsia="hu-HU"/>
-          <w14:ligatures w14:val="none"/>
-        </w:rPr>
-      </w:pPr>
-      <w:r>
-        <w:rPr>
-          <w:rFonts w:ascii="Times New Roman" w:eastAsia="Times New Roman" w:hAnsi="Times New Roman" w:cs="Times New Roman"/>
-          <w:kern w:val="0"/>
-          <w:lang w:eastAsia="hu-HU"/>
-          <w14:ligatures w14:val="none"/>
-        </w:rPr>
-        <w:t>A hálózati eszközök összekötése és az alap működés ellenőrzése történt a szimulációban.</w:t>
-      </w:r>
-    </w:p>
-    <w:p>
-      <w:pPr>
-        <w:spacing w:after="0" w:line="240" w:lineRule="auto"/>
-        <w:rPr>
-          <w:rFonts w:ascii="Times New Roman" w:eastAsia="Times New Roman" w:hAnsi="Times New Roman" w:cs="Times New Roman"/>
-          <w:kern w:val="0"/>
-          <w:lang w:eastAsia="hu-HU"/>
-          <w14:ligatures w14:val="none"/>
-        </w:rPr>
-      </w:pPr>
-      <w:r>
-        <w:rPr>
-          <w:rFonts w:ascii="Times New Roman" w:eastAsia="Times New Roman" w:hAnsi="Times New Roman" w:cs="Times New Roman"/>
+        <w:pStyle w:val="NormlWeb"/>
+      </w:pPr>
+      <w:r>
+        <w:rPr>
+          <w:rStyle w:val="Kiemels2"/>
+          <w:rFonts w:eastAsiaTheme="majorEastAsia"/>
+        </w:rPr>
+        <w:t>2026.03.17</w:t>
+      </w:r>
+      <w:r>
+        <w:br/>
+        <w:t>Teszteltem a vezeték nélküli lefedettséget a szimulációban. Ellenőriztem, hogy a raktári környezetben (fém állványok között) is megfelelő-e a jel erőssége.</w:t>
+      </w:r>
+    </w:p>
+    <w:p>
+      <w:pPr>
+        <w:pStyle w:val="NormlWeb"/>
+      </w:pPr>
+      <w:r>
+        <w:rPr>
           <w:noProof/>
-          <w:kern w:val="0"/>
-          <w:lang w:eastAsia="hu-HU"/>
-        </w:rPr>
-        <w:pict w14:anchorId="05851EBC">
+          <w14:ligatures w14:val="standardContextual"/>
+        </w:rPr>
+        <w:lastRenderedPageBreak/>
+        <w:pict w14:anchorId="72BA4628">
           <v:rect id="_x0000_i1030" alt="" style="width:453.6pt;height:.05pt;mso-width-percent:0;mso-height-percent:0;mso-width-percent:0;mso-height-percent:0" o:hralign="center" o:hrstd="t" o:hr="t" fillcolor="#a0a0a0" stroked="f"/>
         </w:pict>
       </w:r>
     </w:p>
     <w:p>
       <w:pPr>
-        <w:spacing w:before="100" w:beforeAutospacing="1" w:after="100" w:afterAutospacing="1" w:line="240" w:lineRule="auto"/>
-        <w:outlineLvl w:val="2"/>
-        <w:rPr>
-          <w:rFonts w:ascii="Times New Roman" w:eastAsia="Times New Roman" w:hAnsi="Times New Roman" w:cs="Times New Roman"/>
-          <w:b/>
-          <w:bCs/>
-          <w:kern w:val="0"/>
-          <w:sz w:val="27"/>
-          <w:szCs w:val="27"/>
-          <w:lang w:eastAsia="hu-HU"/>
-          <w14:ligatures w14:val="none"/>
-        </w:rPr>
-      </w:pPr>
-      <w:r>
-        <w:rPr>
-          <w:rFonts w:ascii="Times New Roman" w:eastAsia="Times New Roman" w:hAnsi="Times New Roman" w:cs="Times New Roman"/>
-          <w:b/>
-          <w:bCs/>
-          <w:kern w:val="0"/>
-          <w:sz w:val="27"/>
-          <w:szCs w:val="27"/>
-          <w:lang w:eastAsia="hu-HU"/>
-          <w14:ligatures w14:val="none"/>
-        </w:rPr>
-        <w:t>2026.01.23</w:t>
-      </w:r>
-    </w:p>
-    <w:p>
-      <w:pPr>
-        <w:spacing w:before="100" w:beforeAutospacing="1" w:after="100" w:afterAutospacing="1" w:line="240" w:lineRule="auto"/>
-        <w:rPr>
-          <w:rFonts w:ascii="Times New Roman" w:eastAsia="Times New Roman" w:hAnsi="Times New Roman" w:cs="Times New Roman"/>
-          <w:kern w:val="0"/>
-          <w:lang w:eastAsia="hu-HU"/>
-          <w14:ligatures w14:val="none"/>
-        </w:rPr>
-      </w:pPr>
-      <w:r>
-        <w:rPr>
-          <w:rFonts w:ascii="Times New Roman" w:eastAsia="Times New Roman" w:hAnsi="Times New Roman" w:cs="Times New Roman"/>
-          <w:kern w:val="0"/>
-          <w:lang w:eastAsia="hu-HU"/>
-          <w14:ligatures w14:val="none"/>
-        </w:rPr>
-        <w:t>IPv4 címzési terv elkészítése és kiosztása a különböző hálózatok között.</w:t>
-      </w:r>
-    </w:p>
-    <w:p>
-      <w:pPr>
-        <w:spacing w:after="0" w:line="240" w:lineRule="auto"/>
-        <w:rPr>
-          <w:rFonts w:ascii="Times New Roman" w:eastAsia="Times New Roman" w:hAnsi="Times New Roman" w:cs="Times New Roman"/>
-          <w:kern w:val="0"/>
-          <w:lang w:eastAsia="hu-HU"/>
-          <w14:ligatures w14:val="none"/>
-        </w:rPr>
-      </w:pPr>
-      <w:r>
-        <w:rPr>
-          <w:rFonts w:ascii="Times New Roman" w:eastAsia="Times New Roman" w:hAnsi="Times New Roman" w:cs="Times New Roman"/>
+        <w:pStyle w:val="NormlWeb"/>
+      </w:pPr>
+      <w:r>
+        <w:rPr>
+          <w:rStyle w:val="Kiemels2"/>
+          <w:rFonts w:eastAsiaTheme="majorEastAsia"/>
+        </w:rPr>
+        <w:t>2026.03.20</w:t>
+      </w:r>
+      <w:r>
+        <w:br/>
+        <w:t>NAT konfiguráció beállítása a routeren. Ellenőriztem, hogy a belső hálózatok elérik az internetet, és a címfordítás megfelelően működik.</w:t>
+      </w:r>
+    </w:p>
+    <w:p>
+      <w:pPr>
+        <w:pStyle w:val="NormlWeb"/>
+      </w:pPr>
+      <w:r>
+        <w:rPr>
           <w:noProof/>
-          <w:kern w:val="0"/>
-          <w:lang w:eastAsia="hu-HU"/>
-        </w:rPr>
-        <w:pict w14:anchorId="411D4FD5">
+          <w14:ligatures w14:val="standardContextual"/>
+        </w:rPr>
+        <w:pict w14:anchorId="1B1DB0D4">
           <v:rect id="_x0000_i1029" alt="" style="width:453.6pt;height:.05pt;mso-width-percent:0;mso-height-percent:0;mso-width-percent:0;mso-height-percent:0" o:hralign="center" o:hrstd="t" o:hr="t" fillcolor="#a0a0a0" stroked="f"/>
         </w:pict>
       </w:r>
     </w:p>
     <w:p>
       <w:pPr>
-        <w:spacing w:before="100" w:beforeAutospacing="1" w:after="100" w:afterAutospacing="1" w:line="240" w:lineRule="auto"/>
-        <w:outlineLvl w:val="2"/>
-        <w:rPr>
-          <w:rFonts w:ascii="Times New Roman" w:eastAsia="Times New Roman" w:hAnsi="Times New Roman" w:cs="Times New Roman"/>
-          <w:b/>
-          <w:bCs/>
-          <w:kern w:val="0"/>
-          <w:sz w:val="27"/>
-          <w:szCs w:val="27"/>
-          <w:lang w:eastAsia="hu-HU"/>
-          <w14:ligatures w14:val="none"/>
-        </w:rPr>
-      </w:pPr>
-      <w:r>
-        <w:rPr>
-          <w:rFonts w:ascii="Times New Roman" w:eastAsia="Times New Roman" w:hAnsi="Times New Roman" w:cs="Times New Roman"/>
-          <w:b/>
-          <w:bCs/>
-          <w:kern w:val="0"/>
-          <w:sz w:val="27"/>
-          <w:szCs w:val="27"/>
-          <w:lang w:eastAsia="hu-HU"/>
-          <w14:ligatures w14:val="none"/>
-        </w:rPr>
-        <w:t>2026.01.30</w:t>
-      </w:r>
-    </w:p>
-    <w:p>
-      <w:pPr>
-        <w:spacing w:before="100" w:beforeAutospacing="1" w:after="100" w:afterAutospacing="1" w:line="240" w:lineRule="auto"/>
-        <w:rPr>
-          <w:rFonts w:ascii="Times New Roman" w:eastAsia="Times New Roman" w:hAnsi="Times New Roman" w:cs="Times New Roman"/>
-          <w:kern w:val="0"/>
-          <w:lang w:eastAsia="hu-HU"/>
-          <w14:ligatures w14:val="none"/>
-        </w:rPr>
-      </w:pPr>
-      <w:r>
-        <w:rPr>
-          <w:rFonts w:ascii="Times New Roman" w:eastAsia="Times New Roman" w:hAnsi="Times New Roman" w:cs="Times New Roman"/>
-          <w:kern w:val="0"/>
-          <w:lang w:eastAsia="hu-HU"/>
-          <w14:ligatures w14:val="none"/>
-        </w:rPr>
-        <w:t>A VLAN-ok működésének ellenőrzése és a hálózat szegmentálásának beállítása.</w:t>
-      </w:r>
-    </w:p>
-    <w:p>
-      <w:pPr>
-        <w:spacing w:after="0" w:line="240" w:lineRule="auto"/>
-        <w:rPr>
-          <w:rFonts w:ascii="Times New Roman" w:eastAsia="Times New Roman" w:hAnsi="Times New Roman" w:cs="Times New Roman"/>
-          <w:kern w:val="0"/>
-          <w:lang w:eastAsia="hu-HU"/>
-          <w14:ligatures w14:val="none"/>
-        </w:rPr>
-      </w:pPr>
-      <w:r>
-        <w:rPr>
-          <w:rFonts w:ascii="Times New Roman" w:eastAsia="Times New Roman" w:hAnsi="Times New Roman" w:cs="Times New Roman"/>
+        <w:pStyle w:val="NormlWeb"/>
+      </w:pPr>
+      <w:r>
+        <w:rPr>
+          <w:rStyle w:val="Kiemels2"/>
+          <w:rFonts w:eastAsiaTheme="majorEastAsia"/>
+        </w:rPr>
+        <w:t>2026.03.23</w:t>
+      </w:r>
+      <w:r>
+        <w:br/>
+        <w:t>Biztonsági beállítások felülvizsgálata. Port security és alapvető switch védelmi funkciók konfigurálása.</w:t>
+      </w:r>
+    </w:p>
+    <w:p>
+      <w:pPr>
+        <w:pStyle w:val="NormlWeb"/>
+      </w:pPr>
+      <w:r>
+        <w:rPr>
           <w:noProof/>
-          <w:kern w:val="0"/>
-          <w:lang w:eastAsia="hu-HU"/>
-        </w:rPr>
-        <w:pict w14:anchorId="383A4E32">
+          <w14:ligatures w14:val="standardContextual"/>
+        </w:rPr>
+        <w:pict w14:anchorId="47951A89">
           <v:rect id="_x0000_i1028" alt="" style="width:453.6pt;height:.05pt;mso-width-percent:0;mso-height-percent:0;mso-width-percent:0;mso-height-percent:0" o:hralign="center" o:hrstd="t" o:hr="t" fillcolor="#a0a0a0" stroked="f"/>
         </w:pict>
       </w:r>
     </w:p>
     <w:p>
       <w:pPr>
-        <w:spacing w:before="100" w:beforeAutospacing="1" w:after="100" w:afterAutospacing="1" w:line="240" w:lineRule="auto"/>
-        <w:outlineLvl w:val="2"/>
-        <w:rPr>
-          <w:rFonts w:ascii="Times New Roman" w:eastAsia="Times New Roman" w:hAnsi="Times New Roman" w:cs="Times New Roman"/>
-          <w:b/>
-          <w:bCs/>
-          <w:kern w:val="0"/>
-          <w:sz w:val="27"/>
-          <w:szCs w:val="27"/>
-          <w:lang w:eastAsia="hu-HU"/>
-          <w14:ligatures w14:val="none"/>
-        </w:rPr>
-      </w:pPr>
-      <w:r>
-        <w:rPr>
-          <w:rFonts w:ascii="Times New Roman" w:eastAsia="Times New Roman" w:hAnsi="Times New Roman" w:cs="Times New Roman"/>
-          <w:b/>
-          <w:bCs/>
-          <w:kern w:val="0"/>
-          <w:sz w:val="27"/>
-          <w:szCs w:val="27"/>
-          <w:lang w:eastAsia="hu-HU"/>
-          <w14:ligatures w14:val="none"/>
-        </w:rPr>
-        <w:t>2026.02.06</w:t>
-      </w:r>
-    </w:p>
-    <w:p>
-      <w:pPr>
-        <w:spacing w:before="100" w:beforeAutospacing="1" w:after="100" w:afterAutospacing="1" w:line="240" w:lineRule="auto"/>
-        <w:rPr>
-          <w:rFonts w:ascii="Times New Roman" w:eastAsia="Times New Roman" w:hAnsi="Times New Roman" w:cs="Times New Roman"/>
-          <w:kern w:val="0"/>
-          <w:lang w:eastAsia="hu-HU"/>
-          <w14:ligatures w14:val="none"/>
-        </w:rPr>
-      </w:pPr>
-      <w:r>
-        <w:rPr>
-          <w:rFonts w:ascii="Times New Roman" w:eastAsia="Times New Roman" w:hAnsi="Times New Roman" w:cs="Times New Roman"/>
-          <w:kern w:val="0"/>
-          <w:lang w:eastAsia="hu-HU"/>
-          <w14:ligatures w14:val="none"/>
-        </w:rPr>
-        <w:t>Az OSPF dinamikus forgalomirányítás beállításának megkezdése Cisco környezetben.</w:t>
-      </w:r>
-    </w:p>
-    <w:p>
-      <w:pPr>
-        <w:spacing w:after="0" w:line="240" w:lineRule="auto"/>
-        <w:rPr>
-          <w:rFonts w:ascii="Times New Roman" w:eastAsia="Times New Roman" w:hAnsi="Times New Roman" w:cs="Times New Roman"/>
-          <w:kern w:val="0"/>
-          <w:lang w:eastAsia="hu-HU"/>
-          <w14:ligatures w14:val="none"/>
-        </w:rPr>
-      </w:pPr>
-      <w:r>
-        <w:rPr>
-          <w:rFonts w:ascii="Times New Roman" w:eastAsia="Times New Roman" w:hAnsi="Times New Roman" w:cs="Times New Roman"/>
+        <w:pStyle w:val="NormlWeb"/>
+      </w:pPr>
+      <w:r>
+        <w:rPr>
+          <w:rStyle w:val="Kiemels2"/>
+          <w:rFonts w:eastAsiaTheme="majorEastAsia"/>
+        </w:rPr>
+        <w:t>2026.03.25</w:t>
+      </w:r>
+      <w:r>
+        <w:br/>
+        <w:t>Teljes hálózati tesztelés elvégzése. VLAN izoláció, routing, DHCP és Wi-Fi működés ellenőrzése.</w:t>
+      </w:r>
+    </w:p>
+    <w:p>
+      <w:pPr>
+        <w:pStyle w:val="NormlWeb"/>
+      </w:pPr>
+      <w:r>
+        <w:rPr>
           <w:noProof/>
-          <w:kern w:val="0"/>
-          <w:lang w:eastAsia="hu-HU"/>
-        </w:rPr>
-        <w:pict w14:anchorId="28DE9FB9">
+          <w14:ligatures w14:val="standardContextual"/>
+        </w:rPr>
+        <w:pict w14:anchorId="01B942EE">
           <v:rect id="_x0000_i1027" alt="" style="width:453.6pt;height:.05pt;mso-width-percent:0;mso-height-percent:0;mso-width-percent:0;mso-height-percent:0" o:hralign="center" o:hrstd="t" o:hr="t" fillcolor="#a0a0a0" stroked="f"/>
         </w:pict>
       </w:r>
     </w:p>
     <w:p>
       <w:pPr>
-        <w:spacing w:before="100" w:beforeAutospacing="1" w:after="100" w:afterAutospacing="1" w:line="240" w:lineRule="auto"/>
-        <w:outlineLvl w:val="2"/>
-        <w:rPr>
-          <w:rFonts w:ascii="Times New Roman" w:eastAsia="Times New Roman" w:hAnsi="Times New Roman" w:cs="Times New Roman"/>
-          <w:b/>
-          <w:bCs/>
-          <w:kern w:val="0"/>
-          <w:sz w:val="27"/>
-          <w:szCs w:val="27"/>
-          <w:lang w:eastAsia="hu-HU"/>
-          <w14:ligatures w14:val="none"/>
-        </w:rPr>
-      </w:pPr>
-      <w:r>
-        <w:rPr>
-          <w:rFonts w:ascii="Times New Roman" w:eastAsia="Times New Roman" w:hAnsi="Times New Roman" w:cs="Times New Roman"/>
-          <w:b/>
-          <w:bCs/>
-          <w:kern w:val="0"/>
-          <w:sz w:val="27"/>
-          <w:szCs w:val="27"/>
-          <w:lang w:eastAsia="hu-HU"/>
-          <w14:ligatures w14:val="none"/>
-        </w:rPr>
-        <w:t>2026.02.13</w:t>
-      </w:r>
-    </w:p>
-    <w:p>
-      <w:pPr>
-        <w:spacing w:before="100" w:beforeAutospacing="1" w:after="100" w:afterAutospacing="1" w:line="240" w:lineRule="auto"/>
-        <w:rPr>
-          <w:rFonts w:ascii="Times New Roman" w:eastAsia="Times New Roman" w:hAnsi="Times New Roman" w:cs="Times New Roman"/>
-          <w:kern w:val="0"/>
-          <w:lang w:eastAsia="hu-HU"/>
-          <w14:ligatures w14:val="none"/>
-        </w:rPr>
-      </w:pPr>
-      <w:r>
-        <w:rPr>
-          <w:rFonts w:ascii="Times New Roman" w:eastAsia="Times New Roman" w:hAnsi="Times New Roman" w:cs="Times New Roman"/>
-          <w:kern w:val="0"/>
-          <w:lang w:eastAsia="hu-HU"/>
-          <w14:ligatures w14:val="none"/>
-        </w:rPr>
-        <w:t>Az OSPF konfiguráció tesztelése, hálózatok közötti kommunikáció ellenőrzése.</w:t>
-      </w:r>
-    </w:p>
-    <w:p>
-      <w:pPr>
-        <w:spacing w:after="0" w:line="240" w:lineRule="auto"/>
-        <w:rPr>
-          <w:rFonts w:ascii="Times New Roman" w:eastAsia="Times New Roman" w:hAnsi="Times New Roman" w:cs="Times New Roman"/>
-          <w:kern w:val="0"/>
-          <w:lang w:eastAsia="hu-HU"/>
-          <w14:ligatures w14:val="none"/>
-        </w:rPr>
-      </w:pPr>
-      <w:r>
-        <w:rPr>
-          <w:rFonts w:ascii="Times New Roman" w:eastAsia="Times New Roman" w:hAnsi="Times New Roman" w:cs="Times New Roman"/>
+        <w:pStyle w:val="NormlWeb"/>
+      </w:pPr>
+      <w:r>
+        <w:rPr>
+          <w:rStyle w:val="Kiemels2"/>
+          <w:rFonts w:eastAsiaTheme="majorEastAsia"/>
+        </w:rPr>
+        <w:t>2026.03.27</w:t>
+      </w:r>
+      <w:r>
+        <w:br/>
+        <w:t>Hibaellenőrzés és javítás. Kisebb konfigurációs hibák javítása, optimalizálás.</w:t>
+      </w:r>
+    </w:p>
+    <w:p>
+      <w:pPr>
+        <w:pStyle w:val="NormlWeb"/>
+      </w:pPr>
+      <w:r>
+        <w:rPr>
           <w:noProof/>
-          <w:kern w:val="0"/>
-          <w:lang w:eastAsia="hu-HU"/>
-        </w:rPr>
-        <w:pict w14:anchorId="6F09E1E4">
+          <w14:ligatures w14:val="standardContextual"/>
+        </w:rPr>
+        <w:pict w14:anchorId="241DD8F5">
           <v:rect id="_x0000_i1026" alt="" style="width:453.6pt;height:.05pt;mso-width-percent:0;mso-height-percent:0;mso-width-percent:0;mso-height-percent:0" o:hralign="center" o:hrstd="t" o:hr="t" fillcolor="#a0a0a0" stroked="f"/>
         </w:pict>
       </w:r>
     </w:p>
     <w:p>
       <w:pPr>
-        <w:spacing w:before="100" w:beforeAutospacing="1" w:after="100" w:afterAutospacing="1" w:line="240" w:lineRule="auto"/>
-        <w:outlineLvl w:val="2"/>
-        <w:rPr>
-          <w:rFonts w:ascii="Times New Roman" w:eastAsia="Times New Roman" w:hAnsi="Times New Roman" w:cs="Times New Roman"/>
-          <w:b/>
-          <w:bCs/>
-          <w:kern w:val="0"/>
-          <w:sz w:val="27"/>
-          <w:szCs w:val="27"/>
-          <w:lang w:eastAsia="hu-HU"/>
-          <w14:ligatures w14:val="none"/>
-        </w:rPr>
-      </w:pPr>
-      <w:r>
-        <w:rPr>
-          <w:rFonts w:ascii="Times New Roman" w:eastAsia="Times New Roman" w:hAnsi="Times New Roman" w:cs="Times New Roman"/>
-          <w:b/>
-          <w:bCs/>
-          <w:kern w:val="0"/>
-          <w:sz w:val="27"/>
-          <w:szCs w:val="27"/>
-          <w:lang w:eastAsia="hu-HU"/>
-          <w14:ligatures w14:val="none"/>
-        </w:rPr>
-        <w:lastRenderedPageBreak/>
-        <w:t>2026.02.20</w:t>
-      </w:r>
-    </w:p>
-    <w:p>
-      <w:pPr>
-        <w:spacing w:before="100" w:beforeAutospacing="1" w:after="100" w:afterAutospacing="1" w:line="240" w:lineRule="auto"/>
-        <w:rPr>
-          <w:rFonts w:ascii="Times New Roman" w:eastAsia="Times New Roman" w:hAnsi="Times New Roman" w:cs="Times New Roman"/>
-          <w:kern w:val="0"/>
-          <w:lang w:eastAsia="hu-HU"/>
-          <w14:ligatures w14:val="none"/>
-        </w:rPr>
-      </w:pPr>
-      <w:r>
-        <w:rPr>
-          <w:rFonts w:ascii="Times New Roman" w:eastAsia="Times New Roman" w:hAnsi="Times New Roman" w:cs="Times New Roman"/>
-          <w:kern w:val="0"/>
-          <w:lang w:eastAsia="hu-HU"/>
-          <w14:ligatures w14:val="none"/>
-        </w:rPr>
-        <w:t>A Wi-Fi hálózat lefedettségének megtervezése a raktári és irodai szinten. Figyelembe vettük a fém polcrendszereket és falakat.</w:t>
-      </w:r>
-    </w:p>
-    <w:p>
-      <w:pPr>
-        <w:spacing w:after="0" w:line="240" w:lineRule="auto"/>
-        <w:rPr>
-          <w:rFonts w:ascii="Times New Roman" w:eastAsia="Times New Roman" w:hAnsi="Times New Roman" w:cs="Times New Roman"/>
-          <w:kern w:val="0"/>
-          <w:lang w:eastAsia="hu-HU"/>
-          <w14:ligatures w14:val="none"/>
-        </w:rPr>
-      </w:pPr>
-      <w:r>
-        <w:rPr>
-          <w:rFonts w:ascii="Times New Roman" w:eastAsia="Times New Roman" w:hAnsi="Times New Roman" w:cs="Times New Roman"/>
+        <w:pStyle w:val="NormlWeb"/>
+      </w:pPr>
+      <w:r>
+        <w:rPr>
+          <w:rStyle w:val="Kiemels2"/>
+          <w:rFonts w:eastAsiaTheme="majorEastAsia"/>
+        </w:rPr>
+        <w:t>2026.03.29</w:t>
+      </w:r>
+      <w:r>
+        <w:br/>
+        <w:t>Dokumentáció elkészítése. A teljes hálózat felépítésének, címzési tervének és konfigurációinak rögzítése.</w:t>
+      </w:r>
+    </w:p>
+    <w:p>
+      <w:pPr>
+        <w:pStyle w:val="NormlWeb"/>
+      </w:pPr>
+      <w:r>
+        <w:rPr>
           <w:noProof/>
-          <w:kern w:val="0"/>
-          <w:lang w:eastAsia="hu-HU"/>
-        </w:rPr>
-        <w:pict w14:anchorId="323D68DA">
+          <w14:ligatures w14:val="standardContextual"/>
+        </w:rPr>
+        <w:pict w14:anchorId="7391A136">
           <v:rect id="_x0000_i1025" alt="" style="width:453.6pt;height:.05pt;mso-width-percent:0;mso-height-percent:0;mso-width-percent:0;mso-height-percent:0" o:hralign="center" o:hrstd="t" o:hr="t" fillcolor="#a0a0a0" stroked="f"/>
         </w:pict>
       </w:r>
     </w:p>
     <w:p>
       <w:pPr>
-        <w:spacing w:before="100" w:beforeAutospacing="1" w:after="100" w:afterAutospacing="1" w:line="240" w:lineRule="auto"/>
-        <w:outlineLvl w:val="2"/>
-        <w:rPr>
-          <w:rFonts w:ascii="Times New Roman" w:eastAsia="Times New Roman" w:hAnsi="Times New Roman" w:cs="Times New Roman"/>
-          <w:b/>
-          <w:bCs/>
-          <w:kern w:val="0"/>
-          <w:sz w:val="27"/>
-          <w:szCs w:val="27"/>
-          <w:lang w:eastAsia="hu-HU"/>
-          <w14:ligatures w14:val="none"/>
-        </w:rPr>
-      </w:pPr>
-      <w:r>
-        <w:rPr>
-          <w:rFonts w:ascii="Times New Roman" w:eastAsia="Times New Roman" w:hAnsi="Times New Roman" w:cs="Times New Roman"/>
-          <w:b/>
-          <w:bCs/>
-          <w:kern w:val="0"/>
-          <w:sz w:val="27"/>
-          <w:szCs w:val="27"/>
-          <w:lang w:eastAsia="hu-HU"/>
-          <w14:ligatures w14:val="none"/>
-        </w:rPr>
-        <w:t>2026.02.27</w:t>
-      </w:r>
-    </w:p>
-    <w:p>
-      <w:pPr>
-        <w:spacing w:before="100" w:beforeAutospacing="1" w:after="100" w:afterAutospacing="1" w:line="240" w:lineRule="auto"/>
-        <w:rPr>
-          <w:rFonts w:ascii="Times New Roman" w:eastAsia="Times New Roman" w:hAnsi="Times New Roman" w:cs="Times New Roman"/>
-          <w:kern w:val="0"/>
-          <w:lang w:eastAsia="hu-HU"/>
-          <w14:ligatures w14:val="none"/>
-        </w:rPr>
-      </w:pPr>
-      <w:r>
-        <w:rPr>
-          <w:rFonts w:ascii="Times New Roman" w:eastAsia="Times New Roman" w:hAnsi="Times New Roman" w:cs="Times New Roman"/>
-          <w:kern w:val="0"/>
-          <w:lang w:eastAsia="hu-HU"/>
-          <w14:ligatures w14:val="none"/>
-        </w:rPr>
-        <w:t>A vecsési telephely hálózati topológiája elkészült.</w:t>
-      </w:r>
-      <w:r>
-        <w:rPr>
-          <w:rFonts w:ascii="Times New Roman" w:eastAsia="Times New Roman" w:hAnsi="Times New Roman" w:cs="Times New Roman"/>
-          <w:kern w:val="0"/>
-          <w:lang w:eastAsia="hu-HU"/>
-          <w14:ligatures w14:val="none"/>
-        </w:rPr>
+        <w:pStyle w:val="NormlWeb"/>
+      </w:pPr>
+      <w:r>
+        <w:rPr>
+          <w:rStyle w:val="Kiemels2"/>
+          <w:rFonts w:eastAsiaTheme="majorEastAsia"/>
+        </w:rPr>
+        <w:t>2026.03.31</w:t>
+      </w:r>
+      <w:r>
         <w:br/>
-        <w:t>Kész az IPv4 címzés, az OSPF forgalomirányítás és a Wi-Fi lefedettségi terv.</w:t>
-      </w:r>
+        <w:t>A vecsési telephely hálózati projektjének lezárása. Végső ellenőrzések után a rendszer működőképes és megfelel a követelményeknek.</w:t>
+      </w:r>
+    </w:p>
+    <w:p>
+      <w:pPr>
+        <w:pStyle w:val="NormlWeb"/>
+      </w:pPr>
+    </w:p>
+    <w:p>
+      <w:pPr>
+        <w:spacing w:before="100" w:beforeAutospacing="1" w:after="100" w:afterAutospacing="1" w:line="240" w:lineRule="auto"/>
+        <w:rPr>
+          <w:rFonts w:ascii="Times New Roman" w:eastAsia="Times New Roman" w:hAnsi="Times New Roman" w:cs="Times New Roman"/>
+          <w:kern w:val="0"/>
+          <w:lang w:eastAsia="hu-HU"/>
+          <w14:ligatures w14:val="none"/>
+        </w:rPr>
+      </w:pPr>
     </w:p>
     <w:p/>
     <w:sectPr>
